--- a/vvdn/ldo/nmos-ldo-working-and-architecture.docx
+++ b/vvdn/ldo/nmos-ldo-working-and-architecture.docx
@@ -198,37 +198,7 @@
           <w:color w:val="282C34"/>
           <w:sz w:val="21"/>
         </w:rPr>
-        <w:t>: Connected directly to the low-voltage power supply rail (</w:t>
-      </w:r>
-      <w:r>
-        <w:rPr>
-          <w:i/>
-          <w:color w:val="145AA0"/>
-          <w:sz w:val="21"/>
-        </w:rPr>
-        <w:t>V_{IN</w:t>
-      </w:r>
-      <w:r>
-        <w:rPr>
-          <w:color w:val="282C34"/>
-          <w:sz w:val="21"/>
-        </w:rPr>
-        <w:t xml:space="preserve">, e.g. </w:t>
-      </w:r>
-      <w:r>
-        <w:rPr>
-          <w:i/>
-          <w:color w:val="145AA0"/>
-          <w:sz w:val="21"/>
-        </w:rPr>
-        <w:t>1.05\,V \dots 1.5\,V</w:t>
-      </w:r>
-      <w:r>
-        <w:rPr>
-          <w:color w:val="282C34"/>
-          <w:sz w:val="21"/>
-        </w:rPr>
-        <w:t>). The heavy load current flows through Drain to Source.</w:t>
+        <w:t>: Connected directly to the low-voltage power supply rail (V_IN, e.g. 1.05 V ... 1.5 V). The heavy load current flows through Drain to Source.</w:t>
       </w:r>
     </w:p>
     <w:p>
@@ -250,37 +220,7 @@
           <w:color w:val="282C34"/>
           <w:sz w:val="21"/>
         </w:rPr>
-        <w:t>: Connected directly to the output voltage rail (</w:t>
-      </w:r>
-      <w:r>
-        <w:rPr>
-          <w:i/>
-          <w:color w:val="145AA0"/>
-          <w:sz w:val="21"/>
-        </w:rPr>
-        <w:t>V_{OUT</w:t>
-      </w:r>
-      <w:r>
-        <w:rPr>
-          <w:color w:val="282C34"/>
-          <w:sz w:val="21"/>
-        </w:rPr>
-        <w:t xml:space="preserve">, e.g. </w:t>
-      </w:r>
-      <w:r>
-        <w:rPr>
-          <w:i/>
-          <w:color w:val="145AA0"/>
-          <w:sz w:val="21"/>
-        </w:rPr>
-        <w:t>0.8\,V \dots 1.2\,V</w:t>
-      </w:r>
-      <w:r>
-        <w:rPr>
-          <w:color w:val="282C34"/>
-          <w:sz w:val="21"/>
-        </w:rPr>
-        <w:t>).</w:t>
+        <w:t>: Connected directly to the output voltage rail (V_OUT, e.g. 0.8 V ... 1.2 V).</w:t>
       </w:r>
     </w:p>
     <w:p>
@@ -302,37 +242,7 @@
           <w:color w:val="282C34"/>
           <w:sz w:val="21"/>
         </w:rPr>
-        <w:t xml:space="preserve">: Driven by the Error Amplifier. Must be biased to a voltage higher than both </w:t>
-      </w:r>
-      <w:r>
-        <w:rPr>
-          <w:i/>
-          <w:color w:val="145AA0"/>
-          <w:sz w:val="21"/>
-        </w:rPr>
-        <w:t>V_{OUT</w:t>
-      </w:r>
-      <w:r>
-        <w:rPr>
-          <w:color w:val="282C34"/>
-          <w:sz w:val="21"/>
-        </w:rPr>
-        <w:t xml:space="preserve"> and </w:t>
-      </w:r>
-      <w:r>
-        <w:rPr>
-          <w:i/>
-          <w:color w:val="145AA0"/>
-          <w:sz w:val="21"/>
-        </w:rPr>
-        <w:t>V_{IN</w:t>
-      </w:r>
-      <w:r>
-        <w:rPr>
-          <w:color w:val="282C34"/>
-          <w:sz w:val="21"/>
-        </w:rPr>
-        <w:t>.</w:t>
+        <w:t>: Driven by the Error Amplifier. Must be biased to a voltage higher than both V_OUT and V_IN.</w:t>
       </w:r>
     </w:p>
     <w:p>
@@ -347,44 +257,14 @@
           <w:color w:val="282C34"/>
           <w:sz w:val="21"/>
         </w:rPr>
-        <w:t>Auxiliary Bias Pin ($V_{BIAS}$)</w:t>
+        <w:t>Auxiliary Bias Pin (V_BIAS)</w:t>
       </w:r>
       <w:r>
         <w:rPr>
           <w:color w:val="282C34"/>
           <w:sz w:val="21"/>
         </w:rPr>
-        <w:t>: Provides the elevated headroom voltage (</w:t>
-      </w:r>
-      <w:r>
-        <w:rPr>
-          <w:i/>
-          <w:color w:val="145AA0"/>
-          <w:sz w:val="21"/>
-        </w:rPr>
-        <w:t>3.3\,V \dots 5.5\,V</w:t>
-      </w:r>
-      <w:r>
-        <w:rPr>
-          <w:color w:val="282C34"/>
-          <w:sz w:val="21"/>
-        </w:rPr>
-        <w:t xml:space="preserve">) required by the error amplifier to drive the NMOS gate above </w:t>
-      </w:r>
-      <w:r>
-        <w:rPr>
-          <w:i/>
-          <w:color w:val="145AA0"/>
-          <w:sz w:val="21"/>
-        </w:rPr>
-        <w:t>V_{IN</w:t>
-      </w:r>
-      <w:r>
-        <w:rPr>
-          <w:color w:val="282C34"/>
-          <w:sz w:val="21"/>
-        </w:rPr>
-        <w:t>.</w:t>
+        <w:t>: Provides the elevated headroom voltage (3.3 V ... 5.5 V) required by the error amplifier to drive the NMOS gate above V_IN.</w:t>
       </w:r>
     </w:p>
     <w:p>
@@ -514,30 +394,102 @@
         <w:t>: In this configuration, the effective gate-to-source overdrive is:</w:t>
       </w:r>
     </w:p>
+    <w:tbl>
+      <w:tblPr>
+        <w:tblW w:type="auto" w:w="0"/>
+        <w:jc w:val="center"/>
+        <w:tblLook w:firstColumn="1" w:firstRow="1" w:lastColumn="0" w:lastRow="0" w:noHBand="0" w:noVBand="1" w:val="04A0"/>
+      </w:tblPr>
+      <w:tblGrid>
+        <w:gridCol w:w="9792"/>
+      </w:tblGrid>
+      <w:tr>
+        <w:tc>
+          <w:tcPr>
+            <w:tcW w:type="dxa" w:w="9792"/>
+            <w:shd w:fill="F5F6F8"/>
+            <w:tcMar>
+              <w:top w:w="80" w:type="dxa"/>
+              <w:bottom w:w="80" w:type="dxa"/>
+              <w:left w:w="140" w:type="dxa"/>
+              <w:right w:w="140" w:type="dxa"/>
+            </w:tcMar>
+            <w:tcBorders>
+              <w:left w:val="single" w:sz="18" w:space="0" w:color="CBD5E0"/>
+              <w:top w:val="none"/>
+              <w:right w:val="none"/>
+              <w:bottom w:val="none"/>
+            </w:tcBorders>
+          </w:tcPr>
+          <w:p>
+            <w:pPr>
+              <w:spacing w:line="240" w:lineRule="auto" w:after="0"/>
+            </w:pPr>
+            <w:r>
+              <w:rPr>
+                <w:rFonts w:ascii="Consolas" w:hAnsi="Consolas"/>
+                <w:color w:val="2D3748"/>
+                <w:sz w:val="18"/>
+              </w:rPr>
+              <w:t>V_GS = V_GATE - V_OUT</w:t>
+            </w:r>
+          </w:p>
+        </w:tc>
+      </w:tr>
+    </w:tbl>
+    <w:p/>
     <w:p>
       <w:pPr>
         <w:spacing w:after="80"/>
       </w:pPr>
       <w:r>
         <w:rPr>
-          <w:i/>
-          <w:color w:val="145AA0"/>
+          <w:color w:val="282C34"/>
           <w:sz w:val="21"/>
         </w:rPr>
+        <w:t>Where:</w:t>
       </w:r>
+    </w:p>
+    <w:p>
+      <w:pPr>
+        <w:pStyle w:val="ListBullet"/>
+        <w:spacing w:after="40"/>
+        <w:ind w:left="360"/>
+      </w:pPr>
       <w:r>
         <w:rPr>
           <w:color w:val="282C34"/>
           <w:sz w:val="21"/>
         </w:rPr>
-        <w:t>V_{GS} = V_{GATE} - V_{OUT}</w:t>
+        <w:t>V_GS: Gate-to-Source voltage across the NMOS pass transistor (V)</w:t>
       </w:r>
+    </w:p>
+    <w:p>
+      <w:pPr>
+        <w:pStyle w:val="ListBullet"/>
+        <w:spacing w:after="40"/>
+        <w:ind w:left="360"/>
+      </w:pPr>
       <w:r>
         <w:rPr>
-          <w:i/>
-          <w:color w:val="145AA0"/>
+          <w:color w:val="282C34"/>
           <w:sz w:val="21"/>
         </w:rPr>
+        <w:t>V_GATE: Voltage applied to the NMOS gate terminal by driver / charge pump (V)</w:t>
+      </w:r>
+    </w:p>
+    <w:p>
+      <w:pPr>
+        <w:pStyle w:val="ListBullet"/>
+        <w:spacing w:after="40"/>
+        <w:ind w:left="360"/>
+      </w:pPr>
+      <w:r>
+        <w:rPr>
+          <w:color w:val="282C34"/>
+          <w:sz w:val="21"/>
+        </w:rPr>
+        <w:t>V_OUT: Output voltage at the NMOS source terminal (V)</w:t>
       </w:r>
     </w:p>
     <w:p>
@@ -559,52 +511,7 @@
           <w:color w:val="282C34"/>
           <w:sz w:val="21"/>
         </w:rPr>
-        <w:t xml:space="preserve">: If a sudden load surge causes </w:t>
-      </w:r>
-      <w:r>
-        <w:rPr>
-          <w:i/>
-          <w:color w:val="145AA0"/>
-          <w:sz w:val="21"/>
-        </w:rPr>
-        <w:t>V_{OUT</w:t>
-      </w:r>
-      <w:r>
-        <w:rPr>
-          <w:color w:val="282C34"/>
-          <w:sz w:val="21"/>
-        </w:rPr>
-        <w:t xml:space="preserve"> to droop by </w:t>
-      </w:r>
-      <w:r>
-        <w:rPr>
-          <w:i/>
-          <w:color w:val="145AA0"/>
-          <w:sz w:val="21"/>
-        </w:rPr>
-        <w:t>50\,mV</w:t>
-      </w:r>
-      <w:r>
-        <w:rPr>
-          <w:color w:val="282C34"/>
-          <w:sz w:val="21"/>
-        </w:rPr>
-        <w:t xml:space="preserve">, </w:t>
-      </w:r>
-      <w:r>
-        <w:rPr>
-          <w:i/>
-          <w:color w:val="145AA0"/>
-          <w:sz w:val="21"/>
-        </w:rPr>
-        <w:t>V_{GS</w:t>
-      </w:r>
-      <w:r>
-        <w:rPr>
-          <w:color w:val="282C34"/>
-          <w:sz w:val="21"/>
-        </w:rPr>
-        <w:t xml:space="preserve"> </w:t>
+        <w:t xml:space="preserve">: If a sudden load surge causes V_OUT to droop by 50 mV, V_GS </w:t>
       </w:r>
       <w:r>
         <w:rPr>
@@ -612,7 +519,7 @@
           <w:color w:val="282C34"/>
           <w:sz w:val="21"/>
         </w:rPr>
-        <w:t>instantly increases by $50\,\text{mV}$ without waiting for the outer error amplifier loop to respond</w:t>
+        <w:t>instantly increases by 50 mV without waiting for the outer error amplifier loop to respond</w:t>
       </w:r>
       <w:r>
         <w:rPr>
@@ -633,22 +540,7 @@
           <w:color w:val="282C34"/>
           <w:sz w:val="21"/>
         </w:rPr>
-        <w:t xml:space="preserve">The increased </w:t>
-      </w:r>
-      <w:r>
-        <w:rPr>
-          <w:i/>
-          <w:color w:val="145AA0"/>
-          <w:sz w:val="21"/>
-        </w:rPr>
-        <w:t>V_{GS</w:t>
-      </w:r>
-      <w:r>
-        <w:rPr>
-          <w:color w:val="282C34"/>
-          <w:sz w:val="21"/>
-        </w:rPr>
-        <w:t xml:space="preserve"> immediately forces the NMOS channel to conduct more current, actively clamping the output droop. This confers NMOS LDOs with vastly superior load transient response compared to PMOS regulators.</w:t>
+        <w:t>The increased V_GS immediately forces the NMOS channel to conduct more current, actively clamping the output droop. This confers NMOS LDOs with vastly superior load transient response compared to PMOS regulators.</w:t>
       </w:r>
     </w:p>
     <w:p>
@@ -669,24 +561,7 @@
           <w:color w:val="4682B4"/>
           <w:sz w:val="24"/>
         </w:rPr>
-        <w:t>2.2 The Gate Headroom Constraint (</w:t>
-      </w:r>
-      <w:r>
-        <w:rPr>
-          <w:b/>
-          <w:i/>
-          <w:color w:val="145AA0"/>
-          <w:sz w:val="24"/>
-        </w:rPr>
-        <w:t>V_{GATE &gt; V_{IN</w:t>
-      </w:r>
-      <w:r>
-        <w:rPr>
-          <w:b/>
-          <w:color w:val="4682B4"/>
-          <w:sz w:val="24"/>
-        </w:rPr>
-        <w:t>)</w:t>
+        <w:t>2.2 The Gate Headroom Constraint (V_GATE &gt; V_IN)</w:t>
       </w:r>
     </w:p>
     <w:p>
@@ -701,30 +576,116 @@
         <w:t>To turn an NMOS transistor fully ON into its linear triode region:</w:t>
       </w:r>
     </w:p>
+    <w:tbl>
+      <w:tblPr>
+        <w:tblW w:type="auto" w:w="0"/>
+        <w:jc w:val="center"/>
+        <w:tblLook w:firstColumn="1" w:firstRow="1" w:lastColumn="0" w:lastRow="0" w:noHBand="0" w:noVBand="1" w:val="04A0"/>
+      </w:tblPr>
+      <w:tblGrid>
+        <w:gridCol w:w="9792"/>
+      </w:tblGrid>
+      <w:tr>
+        <w:tc>
+          <w:tcPr>
+            <w:tcW w:type="dxa" w:w="9792"/>
+            <w:shd w:fill="F5F6F8"/>
+            <w:tcMar>
+              <w:top w:w="80" w:type="dxa"/>
+              <w:bottom w:w="80" w:type="dxa"/>
+              <w:left w:w="140" w:type="dxa"/>
+              <w:right w:w="140" w:type="dxa"/>
+            </w:tcMar>
+            <w:tcBorders>
+              <w:left w:val="single" w:sz="18" w:space="0" w:color="CBD5E0"/>
+              <w:top w:val="none"/>
+              <w:right w:val="none"/>
+              <w:bottom w:val="none"/>
+            </w:tcBorders>
+          </w:tcPr>
+          <w:p>
+            <w:pPr>
+              <w:spacing w:line="240" w:lineRule="auto" w:after="0"/>
+            </w:pPr>
+            <w:r>
+              <w:rPr>
+                <w:rFonts w:ascii="Consolas" w:hAnsi="Consolas"/>
+                <w:color w:val="2D3748"/>
+                <w:sz w:val="18"/>
+              </w:rPr>
+              <w:t>V_GATE &gt;= V_OUT + V_th + V_ov</w:t>
+            </w:r>
+          </w:p>
+        </w:tc>
+      </w:tr>
+    </w:tbl>
+    <w:p/>
     <w:p>
       <w:pPr>
         <w:spacing w:after="80"/>
       </w:pPr>
       <w:r>
         <w:rPr>
-          <w:i/>
-          <w:color w:val="145AA0"/>
+          <w:color w:val="282C34"/>
           <w:sz w:val="21"/>
         </w:rPr>
+        <w:t>Where:</w:t>
       </w:r>
+    </w:p>
+    <w:p>
+      <w:pPr>
+        <w:pStyle w:val="ListBullet"/>
+        <w:spacing w:after="40"/>
+        <w:ind w:left="360"/>
+      </w:pPr>
       <w:r>
         <w:rPr>
           <w:color w:val="282C34"/>
           <w:sz w:val="21"/>
         </w:rPr>
-        <w:t>V_{GATE} \ge V_{OUT} + V_{th} + V_{ov}</w:t>
+        <w:t>V_GATE: Minimum gate drive voltage required to keep transistor in conduction (V)</w:t>
       </w:r>
+    </w:p>
+    <w:p>
+      <w:pPr>
+        <w:pStyle w:val="ListBullet"/>
+        <w:spacing w:after="40"/>
+        <w:ind w:left="360"/>
+      </w:pPr>
       <w:r>
         <w:rPr>
-          <w:i/>
-          <w:color w:val="145AA0"/>
+          <w:color w:val="282C34"/>
           <w:sz w:val="21"/>
         </w:rPr>
+        <w:t>V_OUT: Regulated output voltage at source (V)</w:t>
+      </w:r>
+    </w:p>
+    <w:p>
+      <w:pPr>
+        <w:pStyle w:val="ListBullet"/>
+        <w:spacing w:after="40"/>
+        <w:ind w:left="360"/>
+      </w:pPr>
+      <w:r>
+        <w:rPr>
+          <w:color w:val="282C34"/>
+          <w:sz w:val="21"/>
+        </w:rPr>
+        <w:t>V_th: NMOS threshold voltage including body effect (V)</w:t>
+      </w:r>
+    </w:p>
+    <w:p>
+      <w:pPr>
+        <w:pStyle w:val="ListBullet"/>
+        <w:spacing w:after="40"/>
+        <w:ind w:left="360"/>
+      </w:pPr>
+      <w:r>
+        <w:rPr>
+          <w:color w:val="282C34"/>
+          <w:sz w:val="21"/>
+        </w:rPr>
+        <w:t>V_ov: Gate overdrive voltage, V_ov = V_GS - V_th, needed to support load current (V)</w:t>
       </w:r>
     </w:p>
     <w:p>
@@ -747,33 +708,10 @@
       </w:pPr>
       <w:r>
         <w:rPr>
-          <w:i/>
-          <w:color w:val="145AA0"/>
-          <w:sz w:val="21"/>
-        </w:rPr>
-        <w:t>V_{th</w:t>
-      </w:r>
-      <w:r>
-        <w:rPr>
           <w:color w:val="282C34"/>
           <w:sz w:val="21"/>
         </w:rPr>
-        <w:t xml:space="preserve"> is the NMOS threshold voltage (typically </w:t>
-      </w:r>
-      <w:r>
-        <w:rPr>
-          <w:i/>
-          <w:color w:val="145AA0"/>
-          <w:sz w:val="21"/>
-        </w:rPr>
-        <w:t>0.6\,V \dots 1.2\,V</w:t>
-      </w:r>
-      <w:r>
-        <w:rPr>
-          <w:color w:val="282C34"/>
-          <w:sz w:val="21"/>
-        </w:rPr>
-        <w:t>).</w:t>
+        <w:t>V_th is the NMOS threshold voltage (typically 0.6 V ... 1.2 V).</w:t>
       </w:r>
     </w:p>
     <w:p>
@@ -784,48 +722,10 @@
       </w:pPr>
       <w:r>
         <w:rPr>
-          <w:i/>
-          <w:color w:val="145AA0"/>
-          <w:sz w:val="21"/>
-        </w:rPr>
-        <w:t>V_{ov</w:t>
-      </w:r>
-      <w:r>
-        <w:rPr>
           <w:color w:val="282C34"/>
           <w:sz w:val="21"/>
         </w:rPr>
-        <w:t xml:space="preserve"> is the overdrive voltage required for low </w:t>
-      </w:r>
-      <w:r>
-        <w:rPr>
-          <w:i/>
-          <w:color w:val="145AA0"/>
-          <w:sz w:val="21"/>
-        </w:rPr>
-        <w:t>R_{DS(on)</w:t>
-      </w:r>
-      <w:r>
-        <w:rPr>
-          <w:color w:val="282C34"/>
-          <w:sz w:val="21"/>
-        </w:rPr>
-        <w:t xml:space="preserve"> (typically </w:t>
-      </w:r>
-      <w:r>
-        <w:rPr>
-          <w:i/>
-          <w:color w:val="145AA0"/>
-          <w:sz w:val="21"/>
-        </w:rPr>
-        <w:t>0.3\,V \dots 0.6\,V</w:t>
-      </w:r>
-      <w:r>
-        <w:rPr>
-          <w:color w:val="282C34"/>
-          <w:sz w:val="21"/>
-        </w:rPr>
-        <w:t>).</w:t>
+        <w:t>V_ov is the overdrive voltage required for low R_DS(on) (typically 0.3 V ... 0.6 V).</w:t>
       </w:r>
     </w:p>
     <w:p>
@@ -850,80 +750,53 @@
           <w:color w:val="282C34"/>
           <w:sz w:val="21"/>
         </w:rPr>
-        <w:t xml:space="preserve">Consider an embedded core supply requiring </w:t>
-      </w:r>
-      <w:r>
-        <w:rPr>
-          <w:i/>
-          <w:color w:val="145AA0"/>
-          <w:sz w:val="21"/>
-        </w:rPr>
-        <w:t>V_{OUT = 0.90\,V</w:t>
-      </w:r>
-      <w:r>
-        <w:rPr>
-          <w:color w:val="282C34"/>
-          <w:sz w:val="21"/>
-        </w:rPr>
-        <w:t xml:space="preserve"> from a </w:t>
-      </w:r>
-      <w:r>
-        <w:rPr>
-          <w:i/>
-          <w:color w:val="145AA0"/>
-          <w:sz w:val="21"/>
-        </w:rPr>
-        <w:t>V_{IN = 1.05\,V</w:t>
-      </w:r>
-      <w:r>
-        <w:rPr>
-          <w:color w:val="282C34"/>
-          <w:sz w:val="21"/>
-        </w:rPr>
-        <w:t xml:space="preserve"> input rail (headroom </w:t>
-      </w:r>
-      <w:r>
-        <w:rPr>
-          <w:i/>
-          <w:color w:val="145AA0"/>
-          <w:sz w:val="21"/>
-        </w:rPr>
-        <w:t>= 150\,mV</w:t>
-      </w:r>
-      <w:r>
-        <w:rPr>
-          <w:color w:val="282C34"/>
-          <w:sz w:val="21"/>
-        </w:rPr>
-        <w:t>):</w:t>
+        <w:t>Consider an embedded core supply requiring V_OUT = 0.90 V from a V_IN = 1.05 V input rail (headroom = 150 mV):</w:t>
       </w:r>
     </w:p>
-    <w:p>
-      <w:pPr>
-        <w:spacing w:after="80"/>
-      </w:pPr>
-      <w:r>
-        <w:rPr>
-          <w:i/>
-          <w:color w:val="145AA0"/>
-          <w:sz w:val="21"/>
-        </w:rPr>
-      </w:r>
-      <w:r>
-        <w:rPr>
-          <w:color w:val="282C34"/>
-          <w:sz w:val="21"/>
-        </w:rPr>
-        <w:t>V_{GATE} = V_{OUT} + V_{GS} = 0.90\,\text{V} + 1.20\,\text{V} = 2.10\,\text{V}</w:t>
-      </w:r>
-      <w:r>
-        <w:rPr>
-          <w:i/>
-          <w:color w:val="145AA0"/>
-          <w:sz w:val="21"/>
-        </w:rPr>
-      </w:r>
-    </w:p>
+    <w:tbl>
+      <w:tblPr>
+        <w:tblW w:type="auto" w:w="0"/>
+        <w:jc w:val="center"/>
+        <w:tblLook w:firstColumn="1" w:firstRow="1" w:lastColumn="0" w:lastRow="0" w:noHBand="0" w:noVBand="1" w:val="04A0"/>
+      </w:tblPr>
+      <w:tblGrid>
+        <w:gridCol w:w="9792"/>
+      </w:tblGrid>
+      <w:tr>
+        <w:tc>
+          <w:tcPr>
+            <w:tcW w:type="dxa" w:w="9792"/>
+            <w:shd w:fill="F5F6F8"/>
+            <w:tcMar>
+              <w:top w:w="80" w:type="dxa"/>
+              <w:bottom w:w="80" w:type="dxa"/>
+              <w:left w:w="140" w:type="dxa"/>
+              <w:right w:w="140" w:type="dxa"/>
+            </w:tcMar>
+            <w:tcBorders>
+              <w:left w:val="single" w:sz="18" w:space="0" w:color="CBD5E0"/>
+              <w:top w:val="none"/>
+              <w:right w:val="none"/>
+              <w:bottom w:val="none"/>
+            </w:tcBorders>
+          </w:tcPr>
+          <w:p>
+            <w:pPr>
+              <w:spacing w:line="240" w:lineRule="auto" w:after="0"/>
+            </w:pPr>
+            <w:r>
+              <w:rPr>
+                <w:rFonts w:ascii="Consolas" w:hAnsi="Consolas"/>
+                <w:color w:val="2D3748"/>
+                <w:sz w:val="18"/>
+              </w:rPr>
+              <w:t>V_GATE = V_OUT + V_GS = 0.90 V + 1.20 V = 2.10 V</w:t>
+            </w:r>
+          </w:p>
+        </w:tc>
+      </w:tr>
+    </w:tbl>
+    <w:p/>
     <w:p>
       <w:pPr>
         <w:spacing w:after="80"/>
@@ -933,22 +806,7 @@
           <w:color w:val="282C34"/>
           <w:sz w:val="21"/>
         </w:rPr>
-        <w:t>Notice that the required Gate voltage (</w:t>
-      </w:r>
-      <w:r>
-        <w:rPr>
-          <w:i/>
-          <w:color w:val="145AA0"/>
-          <w:sz w:val="21"/>
-        </w:rPr>
-        <w:t>2.10\,V</w:t>
-      </w:r>
-      <w:r>
-        <w:rPr>
-          <w:color w:val="282C34"/>
-          <w:sz w:val="21"/>
-        </w:rPr>
-        <w:t xml:space="preserve">) is </w:t>
+        <w:t xml:space="preserve">Notice that the required Gate voltage (2.10 V) is </w:t>
       </w:r>
       <w:r>
         <w:rPr>
@@ -956,7 +814,7 @@
           <w:color w:val="282C34"/>
           <w:sz w:val="21"/>
         </w:rPr>
-        <w:t>more than $1.0\,\text{V}$ higher than the input supply rail ($1.05\,\text{V}$)</w:t>
+        <w:t>more than 1.0 V higher than the input supply rail (1.05 V)</w:t>
       </w:r>
       <w:r>
         <w:rPr>
@@ -966,32 +824,50 @@
         <w:t>:</w:t>
       </w:r>
     </w:p>
-    <w:p>
-      <w:pPr>
-        <w:spacing w:after="80"/>
-      </w:pPr>
-      <w:r>
-        <w:rPr>
-          <w:i/>
-          <w:color w:val="145AA0"/>
-          <w:sz w:val="21"/>
-        </w:rPr>
-      </w:r>
-      <w:r>
-        <w:rPr>
-          <w:color w:val="282C34"/>
-          <w:sz w:val="21"/>
-        </w:rPr>
-        <w:t>V_{GATE} (2.10\,\text{V}) &gt; V_{IN} (1.05\,\text{V})</w:t>
-      </w:r>
-      <w:r>
-        <w:rPr>
-          <w:i/>
-          <w:color w:val="145AA0"/>
-          <w:sz w:val="21"/>
-        </w:rPr>
-      </w:r>
-    </w:p>
+    <w:tbl>
+      <w:tblPr>
+        <w:tblW w:type="auto" w:w="0"/>
+        <w:jc w:val="center"/>
+        <w:tblLook w:firstColumn="1" w:firstRow="1" w:lastColumn="0" w:lastRow="0" w:noHBand="0" w:noVBand="1" w:val="04A0"/>
+      </w:tblPr>
+      <w:tblGrid>
+        <w:gridCol w:w="9792"/>
+      </w:tblGrid>
+      <w:tr>
+        <w:tc>
+          <w:tcPr>
+            <w:tcW w:type="dxa" w:w="9792"/>
+            <w:shd w:fill="F5F6F8"/>
+            <w:tcMar>
+              <w:top w:w="80" w:type="dxa"/>
+              <w:bottom w:w="80" w:type="dxa"/>
+              <w:left w:w="140" w:type="dxa"/>
+              <w:right w:w="140" w:type="dxa"/>
+            </w:tcMar>
+            <w:tcBorders>
+              <w:left w:val="single" w:sz="18" w:space="0" w:color="CBD5E0"/>
+              <w:top w:val="none"/>
+              <w:right w:val="none"/>
+              <w:bottom w:val="none"/>
+            </w:tcBorders>
+          </w:tcPr>
+          <w:p>
+            <w:pPr>
+              <w:spacing w:line="240" w:lineRule="auto" w:after="0"/>
+            </w:pPr>
+            <w:r>
+              <w:rPr>
+                <w:rFonts w:ascii="Consolas" w:hAnsi="Consolas"/>
+                <w:color w:val="2D3748"/>
+                <w:sz w:val="18"/>
+              </w:rPr>
+              <w:t>V_GATE (2.10 V) &gt; V_IN (1.05 V)</w:t>
+            </w:r>
+          </w:p>
+        </w:tc>
+      </w:tr>
+    </w:tbl>
+    <w:p/>
     <w:tbl>
       <w:tblPr>
         <w:tblW w:type="auto" w:w="0"/>
@@ -1036,79 +912,28 @@
                 <w:color w:val="282C34"/>
                 <w:sz w:val="20"/>
               </w:rPr>
-              <w:t xml:space="preserve">If an NMOS LDO attempts to operate from a single supply rail without an elevated voltage source, the maximum gate voltage cannot exceed </w:t>
-            </w:r>
-            <w:r>
-              <w:rPr>
-                <w:i/>
-                <w:color w:val="145AA0"/>
-                <w:sz w:val="20"/>
-              </w:rPr>
-              <w:t>V_{IN</w:t>
-            </w:r>
-            <w:r>
-              <w:rPr>
-                <w:color w:val="282C34"/>
-                <w:sz w:val="20"/>
-              </w:rPr>
-              <w:t>. The resulting dropout voltage would be:</w:t>
+              <w:t>If an NMOS LDO attempts to operate from a single supply rail without an elevated voltage source, the maximum gate voltage cannot exceed V_IN. The resulting dropout voltage would be:</w:t>
               <w:br/>
             </w:r>
             <w:r>
               <w:rPr>
-                <w:i/>
-                <w:color w:val="145AA0"/>
-                <w:sz w:val="20"/>
+                <w:rFonts w:ascii="Consolas" w:hAnsi="Consolas"/>
+                <w:color w:val="B4283C"/>
+                <w:sz w:val="18"/>
               </w:rPr>
             </w:r>
             <w:r>
               <w:rPr>
-                <w:color w:val="282C34"/>
-                <w:sz w:val="20"/>
+                <w:rFonts w:ascii="Consolas" w:hAnsi="Consolas"/>
+                <w:color w:val="B4283C"/>
+                <w:sz w:val="18"/>
               </w:rPr>
-              <w:t>V_{DO} = V_{IN} - V_{OUT} \ge V_{GS} \approx 1.0\,\text{V} \dots 1.5\,\text{V}</w:t>
-            </w:r>
-            <w:r>
-              <w:rPr>
-                <w:i/>
-                <w:color w:val="145AA0"/>
-                <w:sz w:val="20"/>
-              </w:rPr>
-            </w:r>
-            <w:r>
-              <w:rPr>
-                <w:color w:val="282C34"/>
-                <w:sz w:val="20"/>
-              </w:rPr>
-              <w:br/>
-              <w:t>This completely destroys the "low-dropout" capability of the regulator!</w:t>
             </w:r>
           </w:p>
         </w:tc>
       </w:tr>
     </w:tbl>
     <w:p/>
-    <w:p>
-      <w:pPr>
-        <w:spacing w:before="80" w:after="80"/>
-        <w:pBdr>
-          <w:bottom w:val="single" w:sz="6" w:space="1" w:color="E2E8F0"/>
-        </w:pBdr>
-      </w:pPr>
-    </w:p>
-    <w:p>
-      <w:pPr>
-        <w:spacing w:before="240" w:after="120"/>
-      </w:pPr>
-      <w:r>
-        <w:rPr>
-          <w:b/>
-          <w:color w:val="184C78"/>
-          <w:sz w:val="28"/>
-        </w:rPr>
-        <w:t>3. Architectural Solutions to the Gate Headroom Constraint</w:t>
-      </w:r>
-    </w:p>
     <w:p>
       <w:pPr>
         <w:spacing w:after="80"/>
@@ -1118,7 +943,7 @@
           <w:color w:val="282C34"/>
           <w:sz w:val="21"/>
         </w:rPr>
-        <w:t>Modern IC designers utilize two distinct architectural approaches to supply the elevated gate voltage:</w:t>
+        <w:t>V_DO = V_IN - V_OUT &gt;= V_GS ≈ 1.0 V ... 1.5 V</w:t>
       </w:r>
     </w:p>
     <w:tbl>
@@ -1158,27 +983,17 @@
                 <w:color w:val="2D3748"/>
                 <w:sz w:val="18"/>
               </w:rPr>
-              <w:t xml:space="preserve"> Dual-Supply Architecture (V_BIAS Pin)         Single-Supply with Internal Charge Pump</w:t>
+              <w:t>&gt; This completely destroys the "low-dropout" capability of the regulator!</w:t>
               <w:br/>
-              <w:t xml:space="preserve"> ┌────────────────────────────────────┐        ┌────────────────────────────────────┐</w:t>
               <w:br/>
-              <w:t xml:space="preserve"> │              LDO IC                │        │              LDO IC                │</w:t>
+              <w:t>---</w:t>
               <w:br/>
-              <w:t xml:space="preserve"> │ Vin (1.05V) ───────&gt; Drain         │        │ Vin (1.05V) ──┬────&gt; Drain         │</w:t>
               <w:br/>
-              <w:t xml:space="preserve"> │                                    │        │               │                    │</w:t>
+              <w:t>## 3. Architectural Solutions to the Gate Headroom Constraint</w:t>
               <w:br/>
-              <w:t xml:space="preserve"> │ V_BIAS (3.3V) ────&gt; Error Amp VDD  │        │               ▼                    │</w:t>
               <w:br/>
-              <w:t xml:space="preserve"> │                     │              │        │        [Charge Pump]               │</w:t>
+              <w:t>Modern IC designers utilize two distinct architectural approaches to supply the elevated gate voltage:</w:t>
               <w:br/>
-              <w:t xml:space="preserve"> │                     ▼ Gate Drive   │        │               │                    │</w:t>
-              <w:br/>
-              <w:t xml:space="preserve"> │                     (2.1V)         │        │               ▼ V_BOOST (2.5V)     │</w:t>
-              <w:br/>
-              <w:t xml:space="preserve"> │                                    │        │        [Error Amp VDD]             │</w:t>
-              <w:br/>
-              <w:t xml:space="preserve"> └────────────────────────────────────┘        └────────────────────────────────────┘</w:t>
             </w:r>
           </w:p>
         </w:tc>
@@ -1187,483 +1002,14 @@
     <w:p/>
     <w:p>
       <w:pPr>
-        <w:spacing w:before="160" w:after="80"/>
-      </w:pPr>
-      <w:r>
-        <w:rPr>
-          <w:b/>
-          <w:color w:val="4682B4"/>
-          <w:sz w:val="24"/>
-        </w:rPr>
-        <w:t>3.1 Dual-Supply Architecture (</w:t>
-      </w:r>
-      <w:r>
-        <w:rPr>
-          <w:b/>
-          <w:i/>
-          <w:color w:val="145AA0"/>
-          <w:sz w:val="24"/>
-        </w:rPr>
-        <w:t>V_{BIAS</w:t>
-      </w:r>
-      <w:r>
-        <w:rPr>
-          <w:b/>
-          <w:color w:val="4682B4"/>
-          <w:sz w:val="24"/>
-        </w:rPr>
-        <w:t xml:space="preserve"> Pin)</w:t>
-      </w:r>
-    </w:p>
-    <w:p>
-      <w:pPr>
-        <w:pStyle w:val="ListBullet"/>
-        <w:spacing w:after="40"/>
-        <w:ind w:left="360"/>
-      </w:pPr>
-      <w:r>
-        <w:rPr>
-          <w:b/>
-          <w:color w:val="282C34"/>
-          <w:sz w:val="21"/>
-        </w:rPr>
-        <w:t>High-Current Power Path ($V_{IN}$)</w:t>
-      </w:r>
-      <w:r>
-        <w:rPr>
-          <w:color w:val="282C34"/>
-          <w:sz w:val="21"/>
-        </w:rPr>
-        <w:t xml:space="preserve">: Connects to a low-voltage, high-current switching rail (e.g. </w:t>
-      </w:r>
-      <w:r>
-        <w:rPr>
-          <w:i/>
-          <w:color w:val="145AA0"/>
-          <w:sz w:val="21"/>
-        </w:rPr>
-        <w:t>1.05\,V \dots 1.5\,V</w:t>
-      </w:r>
-      <w:r>
-        <w:rPr>
-          <w:color w:val="282C34"/>
-          <w:sz w:val="21"/>
-        </w:rPr>
-        <w:t xml:space="preserve"> from an efficient intermediate buck converter).</w:t>
-      </w:r>
-    </w:p>
-    <w:p>
-      <w:pPr>
-        <w:pStyle w:val="ListBullet"/>
-        <w:spacing w:after="40"/>
-        <w:ind w:left="360"/>
-      </w:pPr>
-      <w:r>
-        <w:rPr>
-          <w:b/>
-          <w:color w:val="282C34"/>
-          <w:sz w:val="21"/>
-        </w:rPr>
-        <w:t>Control Path ($V_{BIAS}$)</w:t>
-      </w:r>
-      <w:r>
-        <w:rPr>
-          <w:color w:val="282C34"/>
-          <w:sz w:val="21"/>
-        </w:rPr>
-        <w:t xml:space="preserve">: Connects to an available system auxiliary rail (typically </w:t>
-      </w:r>
-      <w:r>
-        <w:rPr>
-          <w:i/>
-          <w:color w:val="145AA0"/>
-          <w:sz w:val="21"/>
-        </w:rPr>
-        <w:t>3.3\,V</w:t>
-      </w:r>
-      <w:r>
-        <w:rPr>
-          <w:color w:val="282C34"/>
-          <w:sz w:val="21"/>
-        </w:rPr>
-        <w:t xml:space="preserve"> or </w:t>
-      </w:r>
-      <w:r>
-        <w:rPr>
-          <w:i/>
-          <w:color w:val="145AA0"/>
-          <w:sz w:val="21"/>
-        </w:rPr>
-        <w:t>5.0\,V</w:t>
-      </w:r>
-      <w:r>
-        <w:rPr>
-          <w:color w:val="282C34"/>
-          <w:sz w:val="21"/>
-        </w:rPr>
-        <w:t xml:space="preserve">). The </w:t>
-      </w:r>
-      <w:r>
-        <w:rPr>
-          <w:i/>
-          <w:color w:val="145AA0"/>
-          <w:sz w:val="21"/>
-        </w:rPr>
-        <w:t>V_{BIAS</w:t>
-      </w:r>
-      <w:r>
-        <w:rPr>
-          <w:color w:val="282C34"/>
-          <w:sz w:val="21"/>
-        </w:rPr>
-        <w:t xml:space="preserve"> pin draws only a tiny quiescent current (</w:t>
-      </w:r>
-      <w:r>
-        <w:rPr>
-          <w:i/>
-          <w:color w:val="145AA0"/>
-          <w:sz w:val="21"/>
-        </w:rPr>
-        <w:t>1\,mA \dots 5\,mA</w:t>
-      </w:r>
-      <w:r>
-        <w:rPr>
-          <w:color w:val="282C34"/>
-          <w:sz w:val="21"/>
-        </w:rPr>
-        <w:t>) to power the internal reference and error amplifier.</w:t>
-      </w:r>
-    </w:p>
-    <w:p>
-      <w:pPr>
-        <w:pStyle w:val="ListBullet"/>
-        <w:spacing w:after="40"/>
-        <w:ind w:left="360"/>
-      </w:pPr>
-      <w:r>
-        <w:rPr>
-          <w:b/>
-          <w:color w:val="282C34"/>
-          <w:sz w:val="21"/>
-        </w:rPr>
-        <w:t>Engineering Advantages</w:t>
-      </w:r>
-      <w:r>
-        <w:rPr>
-          <w:color w:val="282C34"/>
-          <w:sz w:val="21"/>
-        </w:rPr>
-        <w:t>:</w:t>
-      </w:r>
-    </w:p>
-    <w:p>
-      <w:pPr>
-        <w:pStyle w:val="ListBullet"/>
-        <w:spacing w:after="40"/>
-        <w:ind w:left="720"/>
+        <w:spacing w:after="80"/>
       </w:pPr>
       <w:r>
         <w:rPr>
           <w:color w:val="282C34"/>
           <w:sz w:val="21"/>
         </w:rPr>
-        <w:t xml:space="preserve">Achieves the world's lowest dropout voltages: </w:t>
-      </w:r>
-      <w:r>
-        <w:rPr>
-          <w:b/>
-          <w:color w:val="282C34"/>
-          <w:sz w:val="21"/>
-        </w:rPr>
-        <w:t>$30\,\text{mV} \dots 60\,\text{mV}$ at $2.0\,\text{A} \dots 4.0\,\text{A}$</w:t>
-      </w:r>
-      <w:r>
-        <w:rPr>
-          <w:color w:val="282C34"/>
-          <w:sz w:val="21"/>
-        </w:rPr>
-        <w:t>.</w:t>
-      </w:r>
-    </w:p>
-    <w:p>
-      <w:pPr>
-        <w:pStyle w:val="ListBullet"/>
-        <w:spacing w:after="40"/>
-        <w:ind w:left="720"/>
-      </w:pPr>
-      <w:r>
-        <w:rPr>
-          <w:color w:val="282C34"/>
-          <w:sz w:val="21"/>
-        </w:rPr>
-        <w:t>Extremely high overall efficiency:</w:t>
-      </w:r>
-    </w:p>
-    <w:p>
-      <w:pPr>
-        <w:spacing w:after="80"/>
-      </w:pPr>
-      <w:r>
-        <w:rPr>
-          <w:i/>
-          <w:color w:val="145AA0"/>
-          <w:sz w:val="21"/>
-        </w:rPr>
-      </w:r>
-      <w:r>
-        <w:rPr>
-          <w:color w:val="282C34"/>
-          <w:sz w:val="21"/>
-        </w:rPr>
-        <w:t>\eta \approx \frac{V_{OUT} \times I_{LOAD}}{V_{IN} \times I_{LOAD}} = \frac{0.90\,\text{V}}{1.05\,\text{V}} \approx 85.7\%</w:t>
-      </w:r>
-      <w:r>
-        <w:rPr>
-          <w:i/>
-          <w:color w:val="145AA0"/>
-          <w:sz w:val="21"/>
-        </w:rPr>
-      </w:r>
-    </w:p>
-    <w:p>
-      <w:pPr>
-        <w:pStyle w:val="ListBullet"/>
-        <w:spacing w:after="40"/>
-        <w:ind w:left="720"/>
-      </w:pPr>
-      <w:r>
-        <w:rPr>
-          <w:color w:val="282C34"/>
-          <w:sz w:val="21"/>
-        </w:rPr>
-        <w:t>Pristine, noise-free DC gate drive with zero switching ripple.</w:t>
-      </w:r>
-    </w:p>
-    <w:p>
-      <w:pPr>
-        <w:spacing w:before="160" w:after="80"/>
-      </w:pPr>
-      <w:r>
-        <w:rPr>
-          <w:b/>
-          <w:color w:val="4682B4"/>
-          <w:sz w:val="24"/>
-        </w:rPr>
-        <w:t>3.2 Single-Supply Architecture with Internal Charge Pump</w:t>
-      </w:r>
-    </w:p>
-    <w:p>
-      <w:pPr>
-        <w:pStyle w:val="ListBullet"/>
-        <w:spacing w:after="40"/>
-        <w:ind w:left="360"/>
-      </w:pPr>
-      <w:r>
-        <w:rPr>
-          <w:color w:val="282C34"/>
-          <w:sz w:val="21"/>
-        </w:rPr>
-        <w:t xml:space="preserve">If an auxiliary </w:t>
-      </w:r>
-      <w:r>
-        <w:rPr>
-          <w:i/>
-          <w:color w:val="145AA0"/>
-          <w:sz w:val="21"/>
-        </w:rPr>
-        <w:t>V_{BIAS</w:t>
-      </w:r>
-      <w:r>
-        <w:rPr>
-          <w:color w:val="282C34"/>
-          <w:sz w:val="21"/>
-        </w:rPr>
-        <w:t xml:space="preserve"> supply is not available on the PCB, the LDO incorporates an on-chip </w:t>
-      </w:r>
-      <w:r>
-        <w:rPr>
-          <w:b/>
-          <w:color w:val="282C34"/>
-          <w:sz w:val="21"/>
-        </w:rPr>
-        <w:t>switched-capacitor charge pump</w:t>
-      </w:r>
-      <w:r>
-        <w:rPr>
-          <w:color w:val="282C34"/>
-          <w:sz w:val="21"/>
-        </w:rPr>
-        <w:t xml:space="preserve"> (voltage doubler):</w:t>
-      </w:r>
-    </w:p>
-    <w:p>
-      <w:pPr>
-        <w:pStyle w:val="ListBullet"/>
-        <w:spacing w:after="40"/>
-        <w:ind w:left="720"/>
-      </w:pPr>
-      <w:r>
-        <w:rPr>
-          <w:color w:val="282C34"/>
-          <w:sz w:val="21"/>
-        </w:rPr>
-        <w:t>Operates at high frequency (</w:t>
-      </w:r>
-      <w:r>
-        <w:rPr>
-          <w:i/>
-          <w:color w:val="145AA0"/>
-          <w:sz w:val="21"/>
-        </w:rPr>
-        <w:t>1\,MHz \dots 5\,MHz</w:t>
-      </w:r>
-      <w:r>
-        <w:rPr>
-          <w:color w:val="282C34"/>
-          <w:sz w:val="21"/>
-        </w:rPr>
-        <w:t>) driven by an internal ring oscillator.</w:t>
-      </w:r>
-    </w:p>
-    <w:p>
-      <w:pPr>
-        <w:pStyle w:val="ListBullet"/>
-        <w:spacing w:after="40"/>
-        <w:ind w:left="720"/>
-      </w:pPr>
-      <w:r>
-        <w:rPr>
-          <w:color w:val="282C34"/>
-          <w:sz w:val="21"/>
-        </w:rPr>
-        <w:t>Generates an internal boosted voltage:</w:t>
-      </w:r>
-    </w:p>
-    <w:p>
-      <w:pPr>
-        <w:spacing w:after="80"/>
-      </w:pPr>
-      <w:r>
-        <w:rPr>
-          <w:i/>
-          <w:color w:val="145AA0"/>
-          <w:sz w:val="21"/>
-        </w:rPr>
-      </w:r>
-      <w:r>
-        <w:rPr>
-          <w:color w:val="282C34"/>
-          <w:sz w:val="21"/>
-        </w:rPr>
-        <w:t>V_{BOOST} \approx 2 \times V_{IN} - V_{diode}</w:t>
-      </w:r>
-      <w:r>
-        <w:rPr>
-          <w:i/>
-          <w:color w:val="145AA0"/>
-          <w:sz w:val="21"/>
-        </w:rPr>
-      </w:r>
-    </w:p>
-    <w:p>
-      <w:pPr>
-        <w:pStyle w:val="ListBullet"/>
-        <w:spacing w:after="40"/>
-        <w:ind w:left="720"/>
-      </w:pPr>
-      <w:r>
-        <w:rPr>
-          <w:color w:val="282C34"/>
-          <w:sz w:val="21"/>
-        </w:rPr>
-        <w:t xml:space="preserve">Powers the error amplifier, allowing single-supply operation down to </w:t>
-      </w:r>
-      <w:r>
-        <w:rPr>
-          <w:i/>
-          <w:color w:val="145AA0"/>
-          <w:sz w:val="21"/>
-        </w:rPr>
-        <w:t>V_{IN = 0.8\,V</w:t>
-      </w:r>
-      <w:r>
-        <w:rPr>
-          <w:color w:val="282C34"/>
-          <w:sz w:val="21"/>
-        </w:rPr>
-        <w:t>.</w:t>
-      </w:r>
-    </w:p>
-    <w:p>
-      <w:pPr>
-        <w:pStyle w:val="ListBullet"/>
-        <w:spacing w:after="40"/>
-        <w:ind w:left="360"/>
-      </w:pPr>
-      <w:r>
-        <w:rPr>
-          <w:b/>
-          <w:color w:val="282C34"/>
-          <w:sz w:val="21"/>
-        </w:rPr>
-        <w:t>Design Trade-Off</w:t>
-      </w:r>
-      <w:r>
-        <w:rPr>
-          <w:color w:val="282C34"/>
-          <w:sz w:val="21"/>
-        </w:rPr>
-        <w:t>:</w:t>
-      </w:r>
-    </w:p>
-    <w:p>
-      <w:pPr>
-        <w:pStyle w:val="ListBullet"/>
-        <w:spacing w:after="40"/>
-        <w:ind w:left="720"/>
-      </w:pPr>
-      <w:r>
-        <w:rPr>
-          <w:color w:val="282C34"/>
-          <w:sz w:val="21"/>
-        </w:rPr>
-        <w:t>The charge pump introduces a slight quiescent current overhead (</w:t>
-      </w:r>
-      <w:r>
-        <w:rPr>
-          <w:i/>
-          <w:color w:val="145AA0"/>
-          <w:sz w:val="21"/>
-        </w:rPr>
-        <w:t>1\,mA \dots 3\,mA</w:t>
-      </w:r>
-      <w:r>
-        <w:rPr>
-          <w:color w:val="282C34"/>
-          <w:sz w:val="21"/>
-        </w:rPr>
-        <w:t>) and switching clock harmonics that require rigorous internal low-pass filtering.</w:t>
-      </w:r>
-    </w:p>
-    <w:p>
-      <w:pPr>
-        <w:spacing w:before="80" w:after="80"/>
-        <w:pBdr>
-          <w:bottom w:val="single" w:sz="6" w:space="1" w:color="E2E8F0"/>
-        </w:pBdr>
-      </w:pPr>
-    </w:p>
-    <w:p>
-      <w:pPr>
-        <w:spacing w:before="240" w:after="120"/>
-      </w:pPr>
-      <w:r>
-        <w:rPr>
-          <w:b/>
-          <w:color w:val="184C78"/>
-          <w:sz w:val="28"/>
-        </w:rPr>
-        <w:t>4. Small-Signal Loop Dynamics &amp; Inherent Wideband Stability</w:t>
+        <w:t>Dual-Supply Architecture (V_BIAS Pin)         Single-Supply with Internal Charge Pump</w:t>
       </w:r>
     </w:p>
     <w:p>
@@ -1675,52 +1021,7 @@
           <w:color w:val="282C34"/>
           <w:sz w:val="21"/>
         </w:rPr>
-        <w:t xml:space="preserve">While PMOS LDOs struggle with two competing low-frequency poles, the </w:t>
-      </w:r>
-      <w:r>
-        <w:rPr>
-          <w:b/>
-          <w:color w:val="282C34"/>
-          <w:sz w:val="21"/>
-        </w:rPr>
-        <w:t>NMOS Source-Follower architecture is inherently stable</w:t>
-      </w:r>
-      <w:r>
-        <w:rPr>
-          <w:color w:val="282C34"/>
-          <w:sz w:val="21"/>
-        </w:rPr>
-        <w:t>.</w:t>
-      </w:r>
-    </w:p>
-    <w:p>
-      <w:pPr>
-        <w:spacing w:before="160" w:after="80"/>
-      </w:pPr>
-      <w:r>
-        <w:rPr>
-          <w:b/>
-          <w:color w:val="4682B4"/>
-          <w:sz w:val="24"/>
-        </w:rPr>
-        <w:t>4.1 Ultra-Low Source-Follower Output Impedance (</w:t>
-      </w:r>
-      <w:r>
-        <w:rPr>
-          <w:b/>
-          <w:i/>
-          <w:color w:val="145AA0"/>
-          <w:sz w:val="24"/>
-        </w:rPr>
-        <w:t>R_{OUT</w:t>
-      </w:r>
-      <w:r>
-        <w:rPr>
-          <w:b/>
-          <w:color w:val="4682B4"/>
-          <w:sz w:val="24"/>
-        </w:rPr>
-        <w:t>)</w:t>
+        <w:t>┌────────────────────────────────────┐        ┌────────────────────────────────────┐</w:t>
       </w:r>
     </w:p>
     <w:p>
@@ -1732,48 +1033,7 @@
           <w:color w:val="282C34"/>
           <w:sz w:val="21"/>
         </w:rPr>
-        <w:t>In a Source-Follower, the small-signal output resistance looking into the Source terminal is governed by the transistor's transconductance (</w:t>
-      </w:r>
-      <w:r>
-        <w:rPr>
-          <w:i/>
-          <w:color w:val="145AA0"/>
-          <w:sz w:val="21"/>
-        </w:rPr>
-        <w:t>g_m</w:t>
-      </w:r>
-      <w:r>
-        <w:rPr>
-          <w:color w:val="282C34"/>
-          <w:sz w:val="21"/>
-        </w:rPr>
-        <w:t>):</w:t>
-      </w:r>
-    </w:p>
-    <w:p>
-      <w:pPr>
-        <w:spacing w:after="80"/>
-      </w:pPr>
-      <w:r>
-        <w:rPr>
-          <w:i/>
-          <w:color w:val="145AA0"/>
-          <w:sz w:val="21"/>
-        </w:rPr>
-      </w:r>
-      <w:r>
-        <w:rPr>
-          <w:color w:val="282C34"/>
-          <w:sz w:val="21"/>
-        </w:rPr>
-        <w:t>R_{OUT} = \frac{1}{g_m} \parallel r_{ds} \parallel R_{LOAD} \approx \frac{1}{g_m}</w:t>
-      </w:r>
-      <w:r>
-        <w:rPr>
-          <w:i/>
-          <w:color w:val="145AA0"/>
-          <w:sz w:val="21"/>
-        </w:rPr>
+        <w:t>│              LDO IC                │        │              LDO IC                │</w:t>
       </w:r>
     </w:p>
     <w:p>
@@ -1785,91 +1045,7 @@
           <w:color w:val="282C34"/>
           <w:sz w:val="21"/>
         </w:rPr>
-        <w:t xml:space="preserve">For a power NMOS pass element delivering </w:t>
-      </w:r>
-      <w:r>
-        <w:rPr>
-          <w:i/>
-          <w:color w:val="145AA0"/>
-          <w:sz w:val="21"/>
-        </w:rPr>
-        <w:t>1\,A \dots 4\,A</w:t>
-      </w:r>
-      <w:r>
-        <w:rPr>
-          <w:color w:val="282C34"/>
-          <w:sz w:val="21"/>
-        </w:rPr>
-        <w:t xml:space="preserve">, </w:t>
-      </w:r>
-      <w:r>
-        <w:rPr>
-          <w:i/>
-          <w:color w:val="145AA0"/>
-          <w:sz w:val="21"/>
-        </w:rPr>
-        <w:t>g_m</w:t>
-      </w:r>
-      <w:r>
-        <w:rPr>
-          <w:color w:val="282C34"/>
-          <w:sz w:val="21"/>
-        </w:rPr>
-        <w:t xml:space="preserve"> is large (typically </w:t>
-      </w:r>
-      <w:r>
-        <w:rPr>
-          <w:i/>
-          <w:color w:val="145AA0"/>
-          <w:sz w:val="21"/>
-        </w:rPr>
-        <w:t>2\,S \dots 10\,S</w:t>
-      </w:r>
-      <w:r>
-        <w:rPr>
-          <w:color w:val="282C34"/>
-          <w:sz w:val="21"/>
-        </w:rPr>
-        <w:t>):</w:t>
-      </w:r>
-    </w:p>
-    <w:p>
-      <w:pPr>
-        <w:spacing w:after="80"/>
-      </w:pPr>
-      <w:r>
-        <w:rPr>
-          <w:i/>
-          <w:color w:val="145AA0"/>
-          <w:sz w:val="21"/>
-        </w:rPr>
-      </w:r>
-      <w:r>
-        <w:rPr>
-          <w:color w:val="282C34"/>
-          <w:sz w:val="21"/>
-        </w:rPr>
-        <w:t>R_{OUT} \approx \frac{1}{2\,\text{S} \dots 10\,\text{S}} = 0.10\,\Omega \dots 0.50\,\Omega</w:t>
-      </w:r>
-      <w:r>
-        <w:rPr>
-          <w:i/>
-          <w:color w:val="145AA0"/>
-          <w:sz w:val="21"/>
-        </w:rPr>
-      </w:r>
-    </w:p>
-    <w:p>
-      <w:pPr>
-        <w:spacing w:before="160" w:after="80"/>
-      </w:pPr>
-      <w:r>
-        <w:rPr>
-          <w:b/>
-          <w:color w:val="4682B4"/>
-          <w:sz w:val="24"/>
-        </w:rPr>
-        <w:t>4.2 Pushing the Output Pole Out of Band</w:t>
+        <w:t>│ Vin (1.05V) ───────&gt; Drain         │        │ Vin (1.05V) ──┬────&gt; Drain         │</w:t>
       </w:r>
     </w:p>
     <w:p>
@@ -1881,83 +1057,7 @@
           <w:color w:val="282C34"/>
           <w:sz w:val="21"/>
         </w:rPr>
-        <w:t xml:space="preserve">Because </w:t>
-      </w:r>
-      <w:r>
-        <w:rPr>
-          <w:i/>
-          <w:color w:val="145AA0"/>
-          <w:sz w:val="21"/>
-        </w:rPr>
-        <w:t>R_{OUT</w:t>
-      </w:r>
-      <w:r>
-        <w:rPr>
-          <w:color w:val="282C34"/>
-          <w:sz w:val="21"/>
-        </w:rPr>
-        <w:t xml:space="preserve"> is tens to hundreds of times smaller than a PMOS Common-Source output impedance, the </w:t>
-      </w:r>
-      <w:r>
-        <w:rPr>
-          <w:b/>
-          <w:color w:val="282C34"/>
-          <w:sz w:val="21"/>
-        </w:rPr>
-        <w:t>Output Pole ($p_{out}$)</w:t>
-      </w:r>
-      <w:r>
-        <w:rPr>
-          <w:color w:val="282C34"/>
-          <w:sz w:val="21"/>
-        </w:rPr>
-        <w:t xml:space="preserve"> is pushed to extremely high frequencies:</w:t>
-      </w:r>
-    </w:p>
-    <w:p>
-      <w:pPr>
-        <w:spacing w:after="80"/>
-      </w:pPr>
-      <w:r>
-        <w:rPr>
-          <w:i/>
-          <w:color w:val="145AA0"/>
-          <w:sz w:val="21"/>
-        </w:rPr>
-      </w:r>
-      <w:r>
-        <w:rPr>
-          <w:color w:val="282C34"/>
-          <w:sz w:val="21"/>
-        </w:rPr>
-        <w:t>p_{out} = \frac{1}{2\pi \cdot R_{OUT} \cdot C_{OUT}} = \frac{g_m}{2\pi \cdot C_{OUT}}</w:t>
-      </w:r>
-      <w:r>
-        <w:rPr>
-          <w:i/>
-          <w:color w:val="145AA0"/>
-          <w:sz w:val="21"/>
-        </w:rPr>
-      </w:r>
-    </w:p>
-    <w:p>
-      <w:pPr>
-        <w:spacing w:after="80"/>
-      </w:pPr>
-      <w:r>
-        <w:rPr>
-          <w:i/>
-          <w:color w:val="282C34"/>
-          <w:sz w:val="21"/>
-        </w:rPr>
-        <w:t>Worked Numerical Example</w:t>
-      </w:r>
-      <w:r>
-        <w:rPr>
-          <w:color w:val="282C34"/>
-          <w:sz w:val="21"/>
-        </w:rPr>
-        <w:t>:</w:t>
+        <w:t>│                                    │        │               │                    │</w:t>
       </w:r>
     </w:p>
     <w:p>
@@ -1969,63 +1069,7 @@
           <w:color w:val="282C34"/>
           <w:sz w:val="21"/>
         </w:rPr>
-        <w:t xml:space="preserve">With </w:t>
-      </w:r>
-      <w:r>
-        <w:rPr>
-          <w:i/>
-          <w:color w:val="145AA0"/>
-          <w:sz w:val="21"/>
-        </w:rPr>
-        <w:t>g_m = 5\,S</w:t>
-      </w:r>
-      <w:r>
-        <w:rPr>
-          <w:color w:val="282C34"/>
-          <w:sz w:val="21"/>
-        </w:rPr>
-        <w:t xml:space="preserve"> and </w:t>
-      </w:r>
-      <w:r>
-        <w:rPr>
-          <w:i/>
-          <w:color w:val="145AA0"/>
-          <w:sz w:val="21"/>
-        </w:rPr>
-        <w:t>C_{OUT = 10\,µF</w:t>
-      </w:r>
-      <w:r>
-        <w:rPr>
-          <w:color w:val="282C34"/>
-          <w:sz w:val="21"/>
-        </w:rPr>
-        <w:t>:</w:t>
-      </w:r>
-    </w:p>
-    <w:p>
-      <w:pPr>
-        <w:spacing w:after="80"/>
-      </w:pPr>
-      <w:r>
-        <w:rPr>
-          <w:i/>
-          <w:color w:val="145AA0"/>
-          <w:sz w:val="21"/>
-        </w:rPr>
-      </w:r>
-      <w:r>
-        <w:rPr>
-          <w:color w:val="282C34"/>
-          <w:sz w:val="21"/>
-        </w:rPr>
-        <w:t>p_{out} = \frac{5}{2\pi \times 10 \times 10^{-6}} \approx 79.6\,\text{kHz}</w:t>
-      </w:r>
-      <w:r>
-        <w:rPr>
-          <w:i/>
-          <w:color w:val="145AA0"/>
-          <w:sz w:val="21"/>
-        </w:rPr>
+        <w:t>│ V_BIAS (3.3V) ────&gt; Error Amp VDD  │        │               ▼                    │</w:t>
       </w:r>
     </w:p>
     <w:p>
@@ -2037,37 +1081,55 @@
           <w:color w:val="282C34"/>
           <w:sz w:val="21"/>
         </w:rPr>
-        <w:t xml:space="preserve">At light load or with smaller capacitors, </w:t>
+        <w:t>│                     │              │        │        [Charge Pump]               │</w:t>
       </w:r>
-      <w:r>
-        <w:rPr>
-          <w:i/>
-          <w:color w:val="145AA0"/>
-          <w:sz w:val="21"/>
-        </w:rPr>
-        <w:t>p_{out</w:t>
-      </w:r>
+    </w:p>
+    <w:p>
+      <w:pPr>
+        <w:spacing w:after="80"/>
+      </w:pPr>
       <w:r>
         <w:rPr>
           <w:color w:val="282C34"/>
           <w:sz w:val="21"/>
         </w:rPr>
-        <w:t xml:space="preserve"> pushes past </w:t>
+        <w:t>│                     ▼ Gate Drive   │        │               │                    │</w:t>
       </w:r>
-      <w:r>
-        <w:rPr>
-          <w:i/>
-          <w:color w:val="145AA0"/>
-          <w:sz w:val="21"/>
-        </w:rPr>
-        <w:t>500\,kHz \dots 2\,MHz</w:t>
-      </w:r>
+    </w:p>
+    <w:p>
+      <w:pPr>
+        <w:spacing w:after="80"/>
+      </w:pPr>
       <w:r>
         <w:rPr>
           <w:color w:val="282C34"/>
           <w:sz w:val="21"/>
         </w:rPr>
-        <w:t>!</w:t>
+        <w:t>│                     (2.1V)         │        │               ▼ V_BOOST (2.5V)     │</w:t>
+      </w:r>
+    </w:p>
+    <w:p>
+      <w:pPr>
+        <w:spacing w:after="80"/>
+      </w:pPr>
+      <w:r>
+        <w:rPr>
+          <w:color w:val="282C34"/>
+          <w:sz w:val="21"/>
+        </w:rPr>
+        <w:t>│                                    │        │        [Error Amp VDD]             │</w:t>
+      </w:r>
+    </w:p>
+    <w:p>
+      <w:pPr>
+        <w:spacing w:after="80"/>
+      </w:pPr>
+      <w:r>
+        <w:rPr>
+          <w:color w:val="282C34"/>
+          <w:sz w:val="21"/>
+        </w:rPr>
+        <w:t>└────────────────────────────────────┘        └────────────────────────────────────┘</w:t>
       </w:r>
     </w:p>
     <w:tbl>
@@ -2107,209 +1169,24 @@
                 <w:color w:val="2D3748"/>
                 <w:sz w:val="18"/>
               </w:rPr>
-              <w:t xml:space="preserve"> Loop Gain (dB)</w:t>
               <w:br/>
-              <w:t xml:space="preserve">  60 |──────┐ (Internal Dominant Pole: p_int)</w:t>
+              <w:t>### 3.1 Dual-Supply Architecture (V_BIAS Pin)</w:t>
               <w:br/>
-              <w:t xml:space="preserve">     |       \ -20 dB/dec</w:t>
+              <w:t>- **High-Current Power Path (V_IN)**: Connects to a low-voltage, high-current switching rail (e.g. 1.05 V ... 1.5 V from an efficient intermediate buck converter).</w:t>
               <w:br/>
-              <w:t xml:space="preserve">  40 |        \</w:t>
+              <w:t>- **Control Path (V_BIAS)**: Connects to an available system auxiliary rail (typically 3.3 V or 5.0 V). The V_BIAS pin draws only a tiny quiescent current (1 mA ... 5 mA) to power the internal reference and error amplifier.</w:t>
               <w:br/>
-              <w:t xml:space="preserve">     |         \</w:t>
+              <w:t>- **Engineering Advantages**:</w:t>
               <w:br/>
-              <w:t xml:space="preserve">  20 |          \</w:t>
+              <w:t xml:space="preserve">  - Achieves the world's lowest dropout voltages: **30 mV ... 60 mV at 2.0 A ... 4.0 A**.</w:t>
               <w:br/>
-              <w:t xml:space="preserve">     |           \</w:t>
-              <w:br/>
-              <w:t xml:space="preserve">   0 |────────────\─────────────────────────── 0 dB Crossover (UGBW ~ 100 kHz)</w:t>
-              <w:br/>
-              <w:t xml:space="preserve">     |             \</w:t>
-              <w:br/>
-              <w:t xml:space="preserve"> -20 |              \────────┐ (Output Pole: p_out sits well OUTSIDE the loop bandwidth!)</w:t>
-              <w:br/>
-              <w:t xml:space="preserve">     +─────────────+──────────+──────────&gt; Frequency</w:t>
-              <w:br/>
-              <w:t xml:space="preserve">                  p_int      p_out</w:t>
+              <w:t xml:space="preserve">  - Extremely high overall efficiency:</w:t>
             </w:r>
           </w:p>
         </w:tc>
       </w:tr>
     </w:tbl>
     <w:p/>
-    <w:p>
-      <w:pPr>
-        <w:spacing w:before="160" w:after="80"/>
-      </w:pPr>
-      <w:r>
-        <w:rPr>
-          <w:b/>
-          <w:color w:val="4682B4"/>
-          <w:sz w:val="24"/>
-        </w:rPr>
-        <w:t>4.3 Immunity to the "ESR Stability Tunnel"</w:t>
-      </w:r>
-    </w:p>
-    <w:p>
-      <w:pPr>
-        <w:pStyle w:val="ListBullet"/>
-        <w:spacing w:after="40"/>
-        <w:ind w:left="360"/>
-      </w:pPr>
-      <w:r>
-        <w:rPr>
-          <w:color w:val="282C34"/>
-          <w:sz w:val="21"/>
-        </w:rPr>
-        <w:t xml:space="preserve">Because the loop contains </w:t>
-      </w:r>
-      <w:r>
-        <w:rPr>
-          <w:b/>
-          <w:color w:val="282C34"/>
-          <w:sz w:val="21"/>
-        </w:rPr>
-        <w:t>only one dominant low-frequency pole ($p_{int}$)</w:t>
-      </w:r>
-      <w:r>
-        <w:rPr>
-          <w:color w:val="282C34"/>
-          <w:sz w:val="21"/>
-        </w:rPr>
-        <w:t xml:space="preserve"> within the unity-gain bandwidth, the loop gain rolls off at a stable </w:t>
-      </w:r>
-      <w:r>
-        <w:rPr>
-          <w:i/>
-          <w:color w:val="145AA0"/>
-          <w:sz w:val="21"/>
-        </w:rPr>
-        <w:t>-20\,dB/decade</w:t>
-      </w:r>
-      <w:r>
-        <w:rPr>
-          <w:color w:val="282C34"/>
-          <w:sz w:val="21"/>
-        </w:rPr>
-        <w:t xml:space="preserve"> slope.</w:t>
-      </w:r>
-    </w:p>
-    <w:p>
-      <w:pPr>
-        <w:pStyle w:val="ListBullet"/>
-        <w:spacing w:after="40"/>
-        <w:ind w:left="360"/>
-      </w:pPr>
-      <w:r>
-        <w:rPr>
-          <w:color w:val="282C34"/>
-          <w:sz w:val="21"/>
-        </w:rPr>
-        <w:t xml:space="preserve">Total phase lag is only </w:t>
-      </w:r>
-      <w:r>
-        <w:rPr>
-          <w:i/>
-          <w:color w:val="145AA0"/>
-          <w:sz w:val="21"/>
-        </w:rPr>
-        <w:t>-90^\circ</w:t>
-      </w:r>
-      <w:r>
-        <w:rPr>
-          <w:color w:val="282C34"/>
-          <w:sz w:val="21"/>
-        </w:rPr>
-        <w:t xml:space="preserve">, providing an inherent </w:t>
-      </w:r>
-      <w:r>
-        <w:rPr>
-          <w:b/>
-          <w:color w:val="282C34"/>
-          <w:sz w:val="21"/>
-        </w:rPr>
-        <w:t>Phase Margin of $+70^\circ \dots +90^\circ$</w:t>
-      </w:r>
-      <w:r>
-        <w:rPr>
-          <w:color w:val="282C34"/>
-          <w:sz w:val="21"/>
-        </w:rPr>
-        <w:t>!</w:t>
-      </w:r>
-    </w:p>
-    <w:p>
-      <w:pPr>
-        <w:pStyle w:val="ListBullet"/>
-        <w:spacing w:after="40"/>
-        <w:ind w:left="360"/>
-      </w:pPr>
-      <w:r>
-        <w:rPr>
-          <w:b/>
-          <w:color w:val="282C34"/>
-          <w:sz w:val="21"/>
-        </w:rPr>
-        <w:t>Zero-ESR MLCC Ceramic Stability</w:t>
-      </w:r>
-      <w:r>
-        <w:rPr>
-          <w:color w:val="282C34"/>
-          <w:sz w:val="21"/>
-        </w:rPr>
-        <w:t xml:space="preserve">: NMOS LDOs </w:t>
-      </w:r>
-      <w:r>
-        <w:rPr>
-          <w:b/>
-          <w:color w:val="282C34"/>
-          <w:sz w:val="21"/>
-        </w:rPr>
-        <w:t>do not require an ESR zero</w:t>
-      </w:r>
-      <w:r>
-        <w:rPr>
-          <w:color w:val="282C34"/>
-          <w:sz w:val="21"/>
-        </w:rPr>
-        <w:t xml:space="preserve"> to achieve stability. They are unconditionally stable with pure, ultra-low ESR multi-layer ceramic capacitors (</w:t>
-      </w:r>
-      <w:r>
-        <w:rPr>
-          <w:i/>
-          <w:color w:val="145AA0"/>
-          <w:sz w:val="21"/>
-        </w:rPr>
-        <w:t>R_{ESR = 1\,m\Omega \dots 50\,m\Omega</w:t>
-      </w:r>
-      <w:r>
-        <w:rPr>
-          <w:color w:val="282C34"/>
-          <w:sz w:val="21"/>
-        </w:rPr>
-        <w:t>).</w:t>
-      </w:r>
-    </w:p>
-    <w:p>
-      <w:pPr>
-        <w:spacing w:before="80" w:after="80"/>
-        <w:pBdr>
-          <w:bottom w:val="single" w:sz="6" w:space="1" w:color="E2E8F0"/>
-        </w:pBdr>
-      </w:pPr>
-    </w:p>
-    <w:p>
-      <w:pPr>
-        <w:spacing w:before="240" w:after="120"/>
-      </w:pPr>
-      <w:r>
-        <w:rPr>
-          <w:b/>
-          <w:color w:val="184C78"/>
-          <w:sz w:val="28"/>
-        </w:rPr>
-        <w:t>5. Body Effect &amp; Triple-Well CMOS Fabrication</w:t>
-      </w:r>
-    </w:p>
     <w:p>
       <w:pPr>
         <w:spacing w:after="80"/>
@@ -2319,76 +1196,22 @@
           <w:color w:val="282C34"/>
           <w:sz w:val="21"/>
         </w:rPr>
-        <w:t>In standard bulk CMOS processes, the P-type substrate is tied to the most negative potential in the circuit (Ground).</w:t>
-      </w:r>
-    </w:p>
-    <w:p>
-      <w:pPr>
-        <w:pStyle w:val="ListBullet"/>
-        <w:spacing w:after="40"/>
-        <w:ind w:left="360"/>
-      </w:pPr>
-      <w:r>
-        <w:rPr>
-          <w:color w:val="282C34"/>
-          <w:sz w:val="21"/>
-        </w:rPr>
-        <w:t>In an NMOS pass transistor, the Source terminal sits at the output voltage (</w:t>
+        <w:t xml:space="preserve">η ≈ (V_OUT </w:t>
       </w:r>
       <w:r>
         <w:rPr>
           <w:i/>
-          <w:color w:val="145AA0"/>
+          <w:color w:val="282C34"/>
           <w:sz w:val="21"/>
         </w:rPr>
-        <w:t>V_{OUT = 0.9\,V \dots 1.8\,V</w:t>
+        <w:t xml:space="preserve"> I_LOAD) / (V_IN </w:t>
       </w:r>
       <w:r>
         <w:rPr>
           <w:color w:val="282C34"/>
           <w:sz w:val="21"/>
         </w:rPr>
-        <w:t>).</w:t>
-      </w:r>
-    </w:p>
-    <w:p>
-      <w:pPr>
-        <w:pStyle w:val="ListBullet"/>
-        <w:spacing w:after="40"/>
-        <w:ind w:left="360"/>
-      </w:pPr>
-      <w:r>
-        <w:rPr>
-          <w:color w:val="282C34"/>
-          <w:sz w:val="21"/>
-        </w:rPr>
-        <w:t>This creates a reverse source-to-body bias:</w:t>
-      </w:r>
-    </w:p>
-    <w:p>
-      <w:pPr>
-        <w:spacing w:after="80"/>
-      </w:pPr>
-      <w:r>
-        <w:rPr>
-          <w:i/>
-          <w:color w:val="145AA0"/>
-          <w:sz w:val="21"/>
-        </w:rPr>
-      </w:r>
-      <w:r>
-        <w:rPr>
-          <w:color w:val="282C34"/>
-          <w:sz w:val="21"/>
-        </w:rPr>
-        <w:t>V_{SB} = V_{OUT} - 0\,\text{V} &gt; 0\,\text{V}</w:t>
-      </w:r>
-      <w:r>
-        <w:rPr>
-          <w:i/>
-          <w:color w:val="145AA0"/>
-          <w:sz w:val="21"/>
-        </w:rPr>
+        <w:t xml:space="preserve"> I_LOAD) = 0.90 V / 1.05 V ≈ 85.7\%</w:t>
       </w:r>
     </w:p>
     <w:tbl>
@@ -2428,52 +1251,22 @@
                 <w:color w:val="2D3748"/>
                 <w:sz w:val="18"/>
               </w:rPr>
-              <w:t xml:space="preserve">              NMOS Pass Transistor</w:t>
+              <w:t xml:space="preserve">  - Pristine, noise-free DC gate drive with zero switching ripple.</w:t>
               <w:br/>
-              <w:t xml:space="preserve">             Drain (Vin)  Source (Vout)</w:t>
               <w:br/>
-              <w:t xml:space="preserve">                 │             │</w:t>
+              <w:t>### 3.2 Single-Supply Architecture with Internal Charge Pump</w:t>
               <w:br/>
-              <w:t xml:space="preserve">                ┌┴┐           ┌┴┐</w:t>
+              <w:t>- If an auxiliary V_BIAS supply is not available on the PCB, the LDO incorporates an on-chip **switched-capacitor charge pump** (voltage doubler):</w:t>
               <w:br/>
-              <w:t xml:space="preserve">               ┌┘ └───────────┘ └┐</w:t>
+              <w:t xml:space="preserve">  - Operates at high frequency (1 MHz ... 5 MHz) driven by an internal ring oscillator.</w:t>
               <w:br/>
-              <w:t xml:space="preserve">            N+ │                 │ N+</w:t>
-              <w:br/>
-              <w:t xml:space="preserve">       ────────┴─────────────────┴────────</w:t>
-              <w:br/>
-              <w:t xml:space="preserve">                   Isolated P-Well (Body) ──┐</w:t>
-              <w:br/>
-              <w:t xml:space="preserve">       ───────────────────────────────────  │ Tie Body directly to Source!</w:t>
-              <w:br/>
-              <w:t xml:space="preserve">                 Deep N-Well                │ (V_SB = 0V: Eliminates Body Effect!)</w:t>
-              <w:br/>
-              <w:t xml:space="preserve">       ───────────────────────────────────  │</w:t>
-              <w:br/>
-              <w:t xml:space="preserve">                 P-Substrate (GND)          │</w:t>
-              <w:br/>
-              <w:t xml:space="preserve">       ───────────────────────────────────  │</w:t>
-              <w:br/>
-              <w:t xml:space="preserve">                                            ▲</w:t>
+              <w:t xml:space="preserve">  - Generates an internal boosted voltage:</w:t>
             </w:r>
           </w:p>
         </w:tc>
       </w:tr>
     </w:tbl>
     <w:p/>
-    <w:p>
-      <w:pPr>
-        <w:spacing w:before="160" w:after="80"/>
-      </w:pPr>
-      <w:r>
-        <w:rPr>
-          <w:b/>
-          <w:color w:val="4682B4"/>
-          <w:sz w:val="24"/>
-        </w:rPr>
-        <w:t>5.1 The Body Effect Problem</w:t>
-      </w:r>
-    </w:p>
     <w:p>
       <w:pPr>
         <w:spacing w:after="80"/>
@@ -2483,208 +1276,7 @@
           <w:color w:val="282C34"/>
           <w:sz w:val="21"/>
         </w:rPr>
-        <w:t xml:space="preserve">When </w:t>
-      </w:r>
-      <w:r>
-        <w:rPr>
-          <w:i/>
-          <w:color w:val="145AA0"/>
-          <w:sz w:val="21"/>
-        </w:rPr>
-        <w:t>V_{SB &gt; 0</w:t>
-      </w:r>
-      <w:r>
-        <w:rPr>
-          <w:color w:val="282C34"/>
-          <w:sz w:val="21"/>
-        </w:rPr>
-        <w:t>, the depletion region widens, increasing the threshold voltage:</w:t>
-      </w:r>
-    </w:p>
-    <w:p>
-      <w:pPr>
-        <w:spacing w:after="80"/>
-      </w:pPr>
-      <w:r>
-        <w:rPr>
-          <w:i/>
-          <w:color w:val="145AA0"/>
-          <w:sz w:val="21"/>
-        </w:rPr>
-      </w:r>
-      <w:r>
-        <w:rPr>
-          <w:color w:val="282C34"/>
-          <w:sz w:val="21"/>
-        </w:rPr>
-        <w:t>V_{th} = V_{th0} + \gamma \left( \sqrt{2\phi_F + V_{SB}} - \sqrt{2\phi_F} \right)</w:t>
-      </w:r>
-      <w:r>
-        <w:rPr>
-          <w:i/>
-          <w:color w:val="145AA0"/>
-          <w:sz w:val="21"/>
-        </w:rPr>
-      </w:r>
-    </w:p>
-    <w:p>
-      <w:pPr>
-        <w:spacing w:after="80"/>
-      </w:pPr>
-      <w:r>
-        <w:rPr>
-          <w:color w:val="282C34"/>
-          <w:sz w:val="21"/>
-        </w:rPr>
-        <w:t xml:space="preserve">An increase of </w:t>
-      </w:r>
-      <w:r>
-        <w:rPr>
-          <w:i/>
-          <w:color w:val="145AA0"/>
-          <w:sz w:val="21"/>
-        </w:rPr>
-        <w:t>\Delta V_{th \approx 200\,mV \dots 400\,mV</w:t>
-      </w:r>
-      <w:r>
-        <w:rPr>
-          <w:color w:val="282C34"/>
-          <w:sz w:val="21"/>
-        </w:rPr>
-        <w:t xml:space="preserve"> demands an even higher gate drive voltage to achieve low on-resistance.</w:t>
-      </w:r>
-    </w:p>
-    <w:p>
-      <w:pPr>
-        <w:spacing w:before="160" w:after="80"/>
-      </w:pPr>
-      <w:r>
-        <w:rPr>
-          <w:b/>
-          <w:color w:val="4682B4"/>
-          <w:sz w:val="24"/>
-        </w:rPr>
-        <w:t>5.2 The Triple-Well Silicon Solution</w:t>
-      </w:r>
-    </w:p>
-    <w:p>
-      <w:pPr>
-        <w:spacing w:after="80"/>
-      </w:pPr>
-      <w:r>
-        <w:rPr>
-          <w:color w:val="282C34"/>
-          <w:sz w:val="21"/>
-        </w:rPr>
-        <w:t xml:space="preserve">High-performance NMOS LDO ICs are fabricated on </w:t>
-      </w:r>
-      <w:r>
-        <w:rPr>
-          <w:b/>
-          <w:color w:val="282C34"/>
-          <w:sz w:val="21"/>
-        </w:rPr>
-        <w:t>Triple-Well CMOS processes</w:t>
-      </w:r>
-      <w:r>
-        <w:rPr>
-          <w:color w:val="282C34"/>
-          <w:sz w:val="21"/>
-        </w:rPr>
-        <w:t>:</w:t>
-      </w:r>
-    </w:p>
-    <w:p>
-      <w:pPr>
-        <w:pStyle w:val="ListBullet"/>
-        <w:spacing w:after="40"/>
-        <w:ind w:left="360"/>
-      </w:pPr>
-      <w:r>
-        <w:rPr>
-          <w:color w:val="282C34"/>
-          <w:sz w:val="21"/>
-        </w:rPr>
-        <w:t>The NMOS pass transistor is placed inside an isolated P-well enclosed by a Deep N-well barrier.</w:t>
-      </w:r>
-    </w:p>
-    <w:p>
-      <w:pPr>
-        <w:pStyle w:val="ListBullet"/>
-        <w:spacing w:after="40"/>
-        <w:ind w:left="360"/>
-      </w:pPr>
-      <w:r>
-        <w:rPr>
-          <w:color w:val="282C34"/>
-          <w:sz w:val="21"/>
-        </w:rPr>
-        <w:t xml:space="preserve">This allows the transistor's P-well Body to be </w:t>
-      </w:r>
-      <w:r>
-        <w:rPr>
-          <w:b/>
-          <w:color w:val="282C34"/>
-          <w:sz w:val="21"/>
-        </w:rPr>
-        <w:t>tied directly to its Source ($V_{OUT}$)</w:t>
-      </w:r>
-      <w:r>
-        <w:rPr>
-          <w:color w:val="282C34"/>
-          <w:sz w:val="21"/>
-        </w:rPr>
-        <w:t>.</w:t>
-      </w:r>
-    </w:p>
-    <w:p>
-      <w:pPr>
-        <w:pStyle w:val="ListBullet"/>
-        <w:spacing w:after="40"/>
-        <w:ind w:left="360"/>
-      </w:pPr>
-      <w:r>
-        <w:rPr>
-          <w:color w:val="282C34"/>
-          <w:sz w:val="21"/>
-        </w:rPr>
-        <w:t xml:space="preserve">Because </w:t>
-      </w:r>
-      <w:r>
-        <w:rPr>
-          <w:i/>
-          <w:color w:val="145AA0"/>
-          <w:sz w:val="21"/>
-        </w:rPr>
-        <w:t>V_{SB = 0\,V</w:t>
-      </w:r>
-      <w:r>
-        <w:rPr>
-          <w:color w:val="282C34"/>
-          <w:sz w:val="21"/>
-        </w:rPr>
-        <w:t>, the body effect is completely eliminated, minimizing threshold voltage and maximizing channel transconductance.</w:t>
-      </w:r>
-    </w:p>
-    <w:p>
-      <w:pPr>
-        <w:spacing w:before="80" w:after="80"/>
-        <w:pBdr>
-          <w:bottom w:val="single" w:sz="6" w:space="1" w:color="E2E8F0"/>
-        </w:pBdr>
-      </w:pPr>
-    </w:p>
-    <w:p>
-      <w:pPr>
-        <w:spacing w:before="240" w:after="120"/>
-      </w:pPr>
-      <w:r>
-        <w:rPr>
-          <w:b/>
-          <w:color w:val="184C78"/>
-          <w:sz w:val="28"/>
-        </w:rPr>
-        <w:t>6. Real-World NMOS LDO ICs &amp; Application Schematics</w:t>
+        <w:t>V_BOOST ≈ 2 * V_IN - V_diode</w:t>
       </w:r>
     </w:p>
     <w:tbl>
@@ -2724,49 +1316,25 @@
                 <w:color w:val="2D3748"/>
                 <w:sz w:val="18"/>
               </w:rPr>
-              <w:t xml:space="preserve">                Texas Instruments TPS7A84 (NMOS High-Current LDO)</w:t>
+              <w:t xml:space="preserve">  - Powers the error amplifier, allowing single-supply operation down to V_IN = 0.8 V.</w:t>
               <w:br/>
-              <w:t xml:space="preserve">                         3A, Dual-Rail, 100mV Dropout</w:t>
+              <w:t>- **Design Trade-Off**:</w:t>
               <w:br/>
-              <w:t xml:space="preserve">                         ┌───────────────────────────┐</w:t>
+              <w:t xml:space="preserve">  - The charge pump introduces a slight quiescent current overhead (1 mA ... 3 mA) and switching clock harmonics that require rigorous internal low-pass filtering.</w:t>
               <w:br/>
-              <w:t xml:space="preserve">     Vin (1.1V - 1.4V) ──┤ IN                    OUT ├─────┬───────&gt; Clean Vout (0.9V, 3A)</w:t>
               <w:br/>
-              <w:t xml:space="preserve">                         │                           │     │</w:t>
+              <w:t>---</w:t>
               <w:br/>
-              <w:t xml:space="preserve">                   ─┴─   │                      SENSE├─────┤  ─┴─  Output MLCC</w:t>
               <w:br/>
-              <w:t xml:space="preserve">      C_IN (10uF)  ─┬─   │                           │     │  ─┬─  (47uF, X7R, 6.3V)</w:t>
+              <w:t>## 4. Small-Signal Loop Dynamics &amp; Inherent Wideband Stability</w:t>
               <w:br/>
-              <w:t xml:space="preserve">                   GND   │ BIAS                  GND ├─┐   │  GND</w:t>
               <w:br/>
-              <w:t xml:space="preserve">     V_BIAS (3.3V) ──────┤                           │ │   │</w:t>
+              <w:t>While PMOS LDOs struggle with two competing low-frequency poles, the **NMOS Source-Follower architecture is inherently stable**.</w:t>
               <w:br/>
-              <w:t xml:space="preserve">                         │ EN                        │ │   │</w:t>
               <w:br/>
-              <w:t xml:space="preserve">                   ─┴─   │                           │ │   │</w:t>
+              <w:t>### 4.1 Ultra-Low Source-Follower Output Impedance (R_OUT)</w:t>
               <w:br/>
-              <w:t xml:space="preserve">     C_BIAS (1uF)  ─┬─   │ SS/NR                 ANY ├─┤   │</w:t>
-              <w:br/>
-              <w:t xml:space="preserve">                   GND   └────┬───────────────────┬──┘ │   │</w:t>
-              <w:br/>
-              <w:t xml:space="preserve">                              │                   │    │   │</w:t>
-              <w:br/>
-              <w:t xml:space="preserve">                         ─┴─ C_SS (10nF)         GND  GND  │</w:t>
-              <w:br/>
-              <w:t xml:space="preserve">                         ─┬─ (Soft-Start)                  │</w:t>
-              <w:br/>
-              <w:t xml:space="preserve">                         GND                               │</w:t>
-              <w:br/>
-              <w:t xml:space="preserve">                         ┌─────────────────────────────────┴┐</w:t>
-              <w:br/>
-              <w:t xml:space="preserve">                         │ ANY-OUT Pin Strapping Network    │</w:t>
-              <w:br/>
-              <w:t xml:space="preserve">                         │ (Configures precise Vout without │</w:t>
-              <w:br/>
-              <w:t xml:space="preserve">                         │  external resistor dividers)     │</w:t>
-              <w:br/>
-              <w:t xml:space="preserve">                         └──────────────────────────────────┘</w:t>
+              <w:t>In a Source-Follower, the small-signal output resistance looking into the Source terminal is governed by the transistor's transconductance (g_m):</w:t>
             </w:r>
           </w:p>
         </w:tc>
@@ -2775,216 +1343,1092 @@
     <w:p/>
     <w:p>
       <w:pPr>
-        <w:spacing w:before="160" w:after="80"/>
+        <w:spacing w:after="80"/>
       </w:pPr>
       <w:r>
         <w:rPr>
-          <w:b/>
-          <w:color w:val="4682B4"/>
-          <w:sz w:val="24"/>
+          <w:color w:val="282C34"/>
+          <w:sz w:val="21"/>
         </w:rPr>
-        <w:t>Representative Production NMOS LDOs:</w:t>
+        <w:t>R_OUT = (1 / g_m) || r_ds || R_LOAD ≈ 1 / g_m</w:t>
       </w:r>
     </w:p>
+    <w:tbl>
+      <w:tblPr>
+        <w:tblW w:type="auto" w:w="0"/>
+        <w:jc w:val="center"/>
+        <w:tblLook w:firstColumn="1" w:firstRow="1" w:lastColumn="0" w:lastRow="0" w:noHBand="0" w:noVBand="1" w:val="04A0"/>
+      </w:tblPr>
+      <w:tblGrid>
+        <w:gridCol w:w="9792"/>
+      </w:tblGrid>
+      <w:tr>
+        <w:tc>
+          <w:tcPr>
+            <w:tcW w:type="dxa" w:w="9792"/>
+            <w:shd w:fill="F5F6F8"/>
+            <w:tcMar>
+              <w:top w:w="80" w:type="dxa"/>
+              <w:bottom w:w="80" w:type="dxa"/>
+              <w:left w:w="140" w:type="dxa"/>
+              <w:right w:w="140" w:type="dxa"/>
+            </w:tcMar>
+            <w:tcBorders>
+              <w:left w:val="single" w:sz="18" w:space="0" w:color="CBD5E0"/>
+              <w:top w:val="none"/>
+              <w:right w:val="none"/>
+              <w:bottom w:val="none"/>
+            </w:tcBorders>
+          </w:tcPr>
+          <w:p>
+            <w:pPr>
+              <w:spacing w:line="240" w:lineRule="auto" w:after="0"/>
+            </w:pPr>
+            <w:r>
+              <w:rPr>
+                <w:rFonts w:ascii="Consolas" w:hAnsi="Consolas"/>
+                <w:color w:val="2D3748"/>
+                <w:sz w:val="18"/>
+              </w:rPr>
+              <w:br/>
+              <w:t>Where:</w:t>
+              <w:br/>
+              <w:t>- R_OUT: Small-signal open-loop output impedance looking into the source terminal (Ω)</w:t>
+              <w:br/>
+              <w:t>- g_m: Transconductance of the NMOS pass transistor (S or A/V)</w:t>
+              <w:br/>
+              <w:t>- r_ds: Small-signal drain-to-source channel resistance (Ω)</w:t>
+              <w:br/>
+              <w:t>- R_LOAD: Effective DC load resistance, R_LOAD = V_OUT / I_LOAD (Ω)</w:t>
+              <w:br/>
+              <w:br/>
+              <w:t>For a power NMOS pass element delivering 1 A ... 4 A, g_m is large (typically 2 S ... 10 S):</w:t>
+            </w:r>
+          </w:p>
+        </w:tc>
+      </w:tr>
+    </w:tbl>
+    <w:p/>
     <w:p>
       <w:pPr>
-        <w:pStyle w:val="ListBullet"/>
-        <w:spacing w:after="40"/>
-        <w:ind w:left="360"/>
+        <w:spacing w:after="80"/>
       </w:pPr>
       <w:r>
         <w:rPr>
-          <w:b/>
           <w:color w:val="282C34"/>
           <w:sz w:val="21"/>
         </w:rPr>
-        <w:t>TI `TPS7A84` / `TPS7A85`</w:t>
+        <w:t>R_OUT ≈ 1 / (2 S ... 10 S) = 0.10 Ω ... 0.50 Ω</w:t>
+      </w:r>
+    </w:p>
+    <w:tbl>
+      <w:tblPr>
+        <w:tblW w:type="auto" w:w="0"/>
+        <w:jc w:val="center"/>
+        <w:tblLook w:firstColumn="1" w:firstRow="1" w:lastColumn="0" w:lastRow="0" w:noHBand="0" w:noVBand="1" w:val="04A0"/>
+      </w:tblPr>
+      <w:tblGrid>
+        <w:gridCol w:w="9792"/>
+      </w:tblGrid>
+      <w:tr>
+        <w:tc>
+          <w:tcPr>
+            <w:tcW w:type="dxa" w:w="9792"/>
+            <w:shd w:fill="F5F6F8"/>
+            <w:tcMar>
+              <w:top w:w="80" w:type="dxa"/>
+              <w:bottom w:w="80" w:type="dxa"/>
+              <w:left w:w="140" w:type="dxa"/>
+              <w:right w:w="140" w:type="dxa"/>
+            </w:tcMar>
+            <w:tcBorders>
+              <w:left w:val="single" w:sz="18" w:space="0" w:color="CBD5E0"/>
+              <w:top w:val="none"/>
+              <w:right w:val="none"/>
+              <w:bottom w:val="none"/>
+            </w:tcBorders>
+          </w:tcPr>
+          <w:p>
+            <w:pPr>
+              <w:spacing w:line="240" w:lineRule="auto" w:after="0"/>
+            </w:pPr>
+            <w:r>
+              <w:rPr>
+                <w:rFonts w:ascii="Consolas" w:hAnsi="Consolas"/>
+                <w:color w:val="2D3748"/>
+                <w:sz w:val="18"/>
+              </w:rPr>
+              <w:br/>
+              <w:t>### 4.2 Pushing the Output Pole Out of Band</w:t>
+              <w:br/>
+              <w:br/>
+              <w:t>Because R_OUT is tens to hundreds of times smaller than a PMOS Common-Source output impedance, the **Output Pole (p_out)** is pushed to extremely high frequencies:</w:t>
+            </w:r>
+          </w:p>
+        </w:tc>
+      </w:tr>
+    </w:tbl>
+    <w:p/>
+    <w:p>
+      <w:pPr>
+        <w:spacing w:after="80"/>
+      </w:pPr>
+      <w:r>
+        <w:rPr>
+          <w:color w:val="282C34"/>
+          <w:sz w:val="21"/>
+        </w:rPr>
+        <w:t xml:space="preserve">p_out = 1 / (2π </w:t>
+      </w:r>
+      <w:r>
+        <w:rPr>
+          <w:i/>
+          <w:color w:val="282C34"/>
+          <w:sz w:val="21"/>
+        </w:rPr>
+        <w:t xml:space="preserve"> R_OUT </w:t>
       </w:r>
       <w:r>
         <w:rPr>
           <w:color w:val="282C34"/>
           <w:sz w:val="21"/>
         </w:rPr>
-        <w:t xml:space="preserve">: High-current </w:t>
+        <w:t xml:space="preserve"> C_OUT) = g_m / (2π * C_OUT)</w:t>
+      </w:r>
+    </w:p>
+    <w:tbl>
+      <w:tblPr>
+        <w:tblW w:type="auto" w:w="0"/>
+        <w:jc w:val="center"/>
+        <w:tblLook w:firstColumn="1" w:firstRow="1" w:lastColumn="0" w:lastRow="0" w:noHBand="0" w:noVBand="1" w:val="04A0"/>
+      </w:tblPr>
+      <w:tblGrid>
+        <w:gridCol w:w="9792"/>
+      </w:tblGrid>
+      <w:tr>
+        <w:tc>
+          <w:tcPr>
+            <w:tcW w:type="dxa" w:w="9792"/>
+            <w:shd w:fill="F5F6F8"/>
+            <w:tcMar>
+              <w:top w:w="80" w:type="dxa"/>
+              <w:bottom w:w="80" w:type="dxa"/>
+              <w:left w:w="140" w:type="dxa"/>
+              <w:right w:w="140" w:type="dxa"/>
+            </w:tcMar>
+            <w:tcBorders>
+              <w:left w:val="single" w:sz="18" w:space="0" w:color="CBD5E0"/>
+              <w:top w:val="none"/>
+              <w:right w:val="none"/>
+              <w:bottom w:val="none"/>
+            </w:tcBorders>
+          </w:tcPr>
+          <w:p>
+            <w:pPr>
+              <w:spacing w:line="240" w:lineRule="auto" w:after="0"/>
+            </w:pPr>
+            <w:r>
+              <w:rPr>
+                <w:rFonts w:ascii="Consolas" w:hAnsi="Consolas"/>
+                <w:color w:val="2D3748"/>
+                <w:sz w:val="18"/>
+              </w:rPr>
+              <w:br/>
+              <w:t>*Worked Numerical Example*:</w:t>
+              <w:br/>
+              <w:t>With g_m = 5 S and C_OUT = 10 µF:</w:t>
+            </w:r>
+          </w:p>
+        </w:tc>
+      </w:tr>
+    </w:tbl>
+    <w:p/>
+    <w:p>
+      <w:pPr>
+        <w:spacing w:after="80"/>
+      </w:pPr>
+      <w:r>
+        <w:rPr>
+          <w:color w:val="282C34"/>
+          <w:sz w:val="21"/>
+        </w:rPr>
+        <w:t xml:space="preserve">p_out = 5 / (2π </w:t>
       </w:r>
       <w:r>
         <w:rPr>
           <w:i/>
-          <w:color w:val="145AA0"/>
+          <w:color w:val="282C34"/>
           <w:sz w:val="21"/>
         </w:rPr>
-        <w:t>3.0\,A / 4.0\,A</w:t>
+        <w:t xml:space="preserve"> 10 </w:t>
       </w:r>
       <w:r>
         <w:rPr>
           <w:color w:val="282C34"/>
           <w:sz w:val="21"/>
         </w:rPr>
-        <w:t xml:space="preserve"> dual-rail NMOS LDO with </w:t>
+        <w:t xml:space="preserve"> 10^-6) ≈ 79.6 kHz</w:t>
       </w:r>
-      <w:r>
-        <w:rPr>
-          <w:i/>
-          <w:color w:val="145AA0"/>
-          <w:sz w:val="21"/>
-        </w:rPr>
-        <w:t>100\,µV</w:t>
-      </w:r>
+    </w:p>
+    <w:tbl>
+      <w:tblPr>
+        <w:tblW w:type="auto" w:w="0"/>
+        <w:jc w:val="center"/>
+        <w:tblLook w:firstColumn="1" w:firstRow="1" w:lastColumn="0" w:lastRow="0" w:noHBand="0" w:noVBand="1" w:val="04A0"/>
+      </w:tblPr>
+      <w:tblGrid>
+        <w:gridCol w:w="9792"/>
+      </w:tblGrid>
+      <w:tr>
+        <w:tc>
+          <w:tcPr>
+            <w:tcW w:type="dxa" w:w="9792"/>
+            <w:shd w:fill="F5F6F8"/>
+            <w:tcMar>
+              <w:top w:w="80" w:type="dxa"/>
+              <w:bottom w:w="80" w:type="dxa"/>
+              <w:left w:w="140" w:type="dxa"/>
+              <w:right w:w="140" w:type="dxa"/>
+            </w:tcMar>
+            <w:tcBorders>
+              <w:left w:val="single" w:sz="18" w:space="0" w:color="CBD5E0"/>
+              <w:top w:val="none"/>
+              <w:right w:val="none"/>
+              <w:bottom w:val="none"/>
+            </w:tcBorders>
+          </w:tcPr>
+          <w:p>
+            <w:pPr>
+              <w:spacing w:line="240" w:lineRule="auto" w:after="0"/>
+            </w:pPr>
+            <w:r>
+              <w:rPr>
+                <w:rFonts w:ascii="Consolas" w:hAnsi="Consolas"/>
+                <w:color w:val="2D3748"/>
+                <w:sz w:val="18"/>
+              </w:rPr>
+              <w:t>At light load or with smaller capacitors, p_out pushes past 500 kHz ... 2 MHz!</w:t>
+              <w:br/>
+            </w:r>
+          </w:p>
+        </w:tc>
+      </w:tr>
+    </w:tbl>
+    <w:p/>
+    <w:p>
+      <w:pPr>
+        <w:spacing w:after="80"/>
+      </w:pPr>
       <w:r>
         <w:rPr>
           <w:color w:val="282C34"/>
           <w:sz w:val="21"/>
         </w:rPr>
-        <w:t xml:space="preserve"> dropout at </w:t>
+        <w:t>Loop Gain (dB)</w:t>
       </w:r>
-      <w:r>
-        <w:rPr>
-          <w:i/>
-          <w:color w:val="145AA0"/>
-          <w:sz w:val="21"/>
-        </w:rPr>
-        <w:t>3\,A</w:t>
-      </w:r>
+    </w:p>
+    <w:p>
+      <w:pPr>
+        <w:spacing w:after="80"/>
+      </w:pPr>
       <w:r>
         <w:rPr>
           <w:color w:val="282C34"/>
           <w:sz w:val="21"/>
         </w:rPr>
-        <w:t xml:space="preserve">, </w:t>
+        <w:t>60 |──────┐ (Internal Dominant Pole: p_int)</w:t>
       </w:r>
-      <w:r>
-        <w:rPr>
-          <w:i/>
-          <w:color w:val="145AA0"/>
-          <w:sz w:val="21"/>
-        </w:rPr>
-        <w:t>4.4\,µV_{RMS</w:t>
-      </w:r>
+    </w:p>
+    <w:p>
+      <w:pPr>
+        <w:spacing w:after="80"/>
+      </w:pPr>
       <w:r>
         <w:rPr>
           <w:color w:val="282C34"/>
           <w:sz w:val="21"/>
         </w:rPr>
-        <w:t xml:space="preserve"> ultra-low noise, designed for FPGA SerDes and ASIC core rails.</w:t>
+        <w:t>|       \ -20 dB/dec</w:t>
       </w:r>
     </w:p>
     <w:p>
       <w:pPr>
-        <w:pStyle w:val="ListBullet"/>
-        <w:spacing w:after="40"/>
-        <w:ind w:left="360"/>
+        <w:spacing w:after="80"/>
       </w:pPr>
-      <w:r>
-        <w:rPr>
-          <w:b/>
-          <w:color w:val="282C34"/>
-          <w:sz w:val="21"/>
-        </w:rPr>
-        <w:t>TI `TPS7A54`</w:t>
-      </w:r>
       <w:r>
         <w:rPr>
           <w:color w:val="282C34"/>
           <w:sz w:val="21"/>
         </w:rPr>
-        <w:t xml:space="preserve">: </w:t>
+        <w:t>40 |        \</w:t>
       </w:r>
-      <w:r>
-        <w:rPr>
-          <w:i/>
-          <w:color w:val="145AA0"/>
-          <w:sz w:val="21"/>
-        </w:rPr>
-        <w:t>4.0\,A</w:t>
-      </w:r>
+    </w:p>
+    <w:p>
+      <w:pPr>
+        <w:spacing w:after="80"/>
+      </w:pPr>
       <w:r>
         <w:rPr>
           <w:color w:val="282C34"/>
           <w:sz w:val="21"/>
         </w:rPr>
-        <w:t xml:space="preserve"> single-supply NMOS regulator with an internal charge pump, allowing single-rail operation down to </w:t>
+        <w:t>|         \</w:t>
       </w:r>
-      <w:r>
-        <w:rPr>
-          <w:i/>
-          <w:color w:val="145AA0"/>
-          <w:sz w:val="21"/>
-        </w:rPr>
-        <w:t>0.8\,V</w:t>
-      </w:r>
+    </w:p>
+    <w:p>
+      <w:pPr>
+        <w:spacing w:after="80"/>
+      </w:pPr>
       <w:r>
         <w:rPr>
           <w:color w:val="282C34"/>
           <w:sz w:val="21"/>
         </w:rPr>
-        <w:t xml:space="preserve"> without an external </w:t>
+        <w:t>20 |          \</w:t>
       </w:r>
-      <w:r>
-        <w:rPr>
-          <w:i/>
-          <w:color w:val="145AA0"/>
-          <w:sz w:val="21"/>
-        </w:rPr>
-        <w:t>V_{BIAS</w:t>
-      </w:r>
+    </w:p>
+    <w:p>
+      <w:pPr>
+        <w:spacing w:after="80"/>
+      </w:pPr>
       <w:r>
         <w:rPr>
           <w:color w:val="282C34"/>
           <w:sz w:val="21"/>
         </w:rPr>
-        <w:t xml:space="preserve"> pin.</w:t>
+        <w:t>|           \</w:t>
       </w:r>
     </w:p>
     <w:p>
       <w:pPr>
-        <w:pStyle w:val="ListBullet"/>
-        <w:spacing w:after="40"/>
-        <w:ind w:left="360"/>
+        <w:spacing w:after="80"/>
       </w:pPr>
-      <w:r>
-        <w:rPr>
-          <w:b/>
-          <w:color w:val="282C34"/>
-          <w:sz w:val="21"/>
-        </w:rPr>
-        <w:t>ADI `ADP1740`</w:t>
-      </w:r>
       <w:r>
         <w:rPr>
           <w:color w:val="282C34"/>
           <w:sz w:val="21"/>
         </w:rPr>
-        <w:t xml:space="preserve">: </w:t>
+        <w:t>0 |────────────\─────────────────────────── 0 dB Crossover (UGBW ~ 100 kHz)</w:t>
       </w:r>
-      <w:r>
-        <w:rPr>
-          <w:i/>
-          <w:color w:val="145AA0"/>
-          <w:sz w:val="21"/>
-        </w:rPr>
-        <w:t>2.0\,A</w:t>
-      </w:r>
+    </w:p>
+    <w:p>
+      <w:pPr>
+        <w:spacing w:after="80"/>
+      </w:pPr>
       <w:r>
         <w:rPr>
           <w:color w:val="282C34"/>
           <w:sz w:val="21"/>
         </w:rPr>
-        <w:t xml:space="preserve"> low-dropout NMOS regulator operating from input rails down to </w:t>
+        <w:t>|             \</w:t>
       </w:r>
-      <w:r>
-        <w:rPr>
-          <w:i/>
-          <w:color w:val="145AA0"/>
-          <w:sz w:val="21"/>
-        </w:rPr>
-        <w:t>1.6\,V</w:t>
-      </w:r>
+    </w:p>
+    <w:p>
+      <w:pPr>
+        <w:spacing w:after="80"/>
+      </w:pPr>
       <w:r>
         <w:rPr>
           <w:color w:val="282C34"/>
           <w:sz w:val="21"/>
         </w:rPr>
-        <w:t>.</w:t>
+        <w:t>-20 |              \────────┐ (Output Pole: p_out sits well OUTSIDE the loop bandwidth!)</w:t>
+      </w:r>
+    </w:p>
+    <w:p>
+      <w:pPr>
+        <w:spacing w:after="80"/>
+      </w:pPr>
+      <w:r>
+        <w:rPr>
+          <w:color w:val="282C34"/>
+          <w:sz w:val="21"/>
+        </w:rPr>
+        <w:t>+─────────────+──────────+──────────&gt; Frequency</w:t>
+      </w:r>
+    </w:p>
+    <w:p>
+      <w:pPr>
+        <w:spacing w:after="80"/>
+      </w:pPr>
+      <w:r>
+        <w:rPr>
+          <w:color w:val="282C34"/>
+          <w:sz w:val="21"/>
+        </w:rPr>
+        <w:t>p_int      p_out</w:t>
+      </w:r>
+    </w:p>
+    <w:tbl>
+      <w:tblPr>
+        <w:tblW w:type="auto" w:w="0"/>
+        <w:jc w:val="center"/>
+        <w:tblLook w:firstColumn="1" w:firstRow="1" w:lastColumn="0" w:lastRow="0" w:noHBand="0" w:noVBand="1" w:val="04A0"/>
+      </w:tblPr>
+      <w:tblGrid>
+        <w:gridCol w:w="9792"/>
+      </w:tblGrid>
+      <w:tr>
+        <w:tc>
+          <w:tcPr>
+            <w:tcW w:type="dxa" w:w="9792"/>
+            <w:shd w:fill="F5F6F8"/>
+            <w:tcMar>
+              <w:top w:w="80" w:type="dxa"/>
+              <w:bottom w:w="80" w:type="dxa"/>
+              <w:left w:w="140" w:type="dxa"/>
+              <w:right w:w="140" w:type="dxa"/>
+            </w:tcMar>
+            <w:tcBorders>
+              <w:left w:val="single" w:sz="18" w:space="0" w:color="CBD5E0"/>
+              <w:top w:val="none"/>
+              <w:right w:val="none"/>
+              <w:bottom w:val="none"/>
+            </w:tcBorders>
+          </w:tcPr>
+          <w:p>
+            <w:pPr>
+              <w:spacing w:line="240" w:lineRule="auto" w:after="0"/>
+            </w:pPr>
+            <w:r>
+              <w:rPr>
+                <w:rFonts w:ascii="Consolas" w:hAnsi="Consolas"/>
+                <w:color w:val="2D3748"/>
+                <w:sz w:val="18"/>
+              </w:rPr>
+              <w:br/>
+              <w:t>### 4.3 Immunity to the "ESR Stability Tunnel"</w:t>
+              <w:br/>
+              <w:t>- Because the loop contains **only one dominant low-frequency pole (p_int)** within the unity-gain bandwidth, the loop gain rolls off at a stable -20 dB/decade slope.</w:t>
+              <w:br/>
+              <w:t>- Total phase lag is only -90°, providing an inherent **Phase Margin of +70° ... +90°**!</w:t>
+              <w:br/>
+              <w:t>- **Zero-ESR MLCC Ceramic Stability**: NMOS LDOs **do not require an ESR zero** to achieve stability. They are unconditionally stable with pure, ultra-low ESR multi-layer ceramic capacitors (R_ESR = 1 mΩ ... 50 mΩ).</w:t>
+              <w:br/>
+              <w:br/>
+              <w:t>---</w:t>
+              <w:br/>
+              <w:br/>
+              <w:t>## 5. Body Effect &amp; Triple-Well CMOS Fabrication</w:t>
+              <w:br/>
+              <w:br/>
+              <w:t>In standard bulk CMOS processes, the P-type substrate is tied to the most negative potential in the circuit (Ground).</w:t>
+              <w:br/>
+              <w:t>- In an NMOS pass transistor, the Source terminal sits at the output voltage (V_OUT = 0.9 V ... 1.8 V).</w:t>
+              <w:br/>
+              <w:t>- This creates a reverse source-to-body bias:</w:t>
+            </w:r>
+          </w:p>
+        </w:tc>
+      </w:tr>
+    </w:tbl>
+    <w:p/>
+    <w:p>
+      <w:pPr>
+        <w:spacing w:after="80"/>
+      </w:pPr>
+      <w:r>
+        <w:rPr>
+          <w:color w:val="282C34"/>
+          <w:sz w:val="21"/>
+        </w:rPr>
+        <w:t>V_SB = V_OUT - 0 V &gt; 0 V</w:t>
+      </w:r>
+    </w:p>
+    <w:tbl>
+      <w:tblPr>
+        <w:tblW w:type="auto" w:w="0"/>
+        <w:jc w:val="center"/>
+        <w:tblLook w:firstColumn="1" w:firstRow="1" w:lastColumn="0" w:lastRow="0" w:noHBand="0" w:noVBand="1" w:val="04A0"/>
+      </w:tblPr>
+      <w:tblGrid>
+        <w:gridCol w:w="9792"/>
+      </w:tblGrid>
+      <w:tr>
+        <w:tc>
+          <w:tcPr>
+            <w:tcW w:type="dxa" w:w="9792"/>
+            <w:shd w:fill="F5F6F8"/>
+            <w:tcMar>
+              <w:top w:w="80" w:type="dxa"/>
+              <w:bottom w:w="80" w:type="dxa"/>
+              <w:left w:w="140" w:type="dxa"/>
+              <w:right w:w="140" w:type="dxa"/>
+            </w:tcMar>
+            <w:tcBorders>
+              <w:left w:val="single" w:sz="18" w:space="0" w:color="CBD5E0"/>
+              <w:top w:val="none"/>
+              <w:right w:val="none"/>
+              <w:bottom w:val="none"/>
+            </w:tcBorders>
+          </w:tcPr>
+          <w:p>
+            <w:pPr>
+              <w:spacing w:line="240" w:lineRule="auto" w:after="0"/>
+            </w:pPr>
+            <w:r>
+              <w:rPr>
+                <w:rFonts w:ascii="Consolas" w:hAnsi="Consolas"/>
+                <w:color w:val="2D3748"/>
+                <w:sz w:val="18"/>
+              </w:rPr>
+            </w:r>
+          </w:p>
+        </w:tc>
+      </w:tr>
+    </w:tbl>
+    <w:p/>
+    <w:p>
+      <w:pPr>
+        <w:spacing w:after="80"/>
+      </w:pPr>
+      <w:r>
+        <w:rPr>
+          <w:color w:val="282C34"/>
+          <w:sz w:val="21"/>
+        </w:rPr>
+        <w:t>NMOS Pass Transistor</w:t>
+      </w:r>
+    </w:p>
+    <w:p>
+      <w:pPr>
+        <w:spacing w:after="80"/>
+      </w:pPr>
+      <w:r>
+        <w:rPr>
+          <w:color w:val="282C34"/>
+          <w:sz w:val="21"/>
+        </w:rPr>
+        <w:t>Drain (Vin)  Source (Vout)</w:t>
+      </w:r>
+    </w:p>
+    <w:p>
+      <w:pPr>
+        <w:spacing w:after="80"/>
+      </w:pPr>
+      <w:r>
+        <w:rPr>
+          <w:color w:val="282C34"/>
+          <w:sz w:val="21"/>
+        </w:rPr>
+        <w:t>│             │</w:t>
+      </w:r>
+    </w:p>
+    <w:p>
+      <w:pPr>
+        <w:spacing w:after="80"/>
+      </w:pPr>
+      <w:r>
+        <w:rPr>
+          <w:color w:val="282C34"/>
+          <w:sz w:val="21"/>
+        </w:rPr>
+        <w:t>┌┴┐           ┌┴┐</w:t>
+      </w:r>
+    </w:p>
+    <w:p>
+      <w:pPr>
+        <w:spacing w:after="80"/>
+      </w:pPr>
+      <w:r>
+        <w:rPr>
+          <w:color w:val="282C34"/>
+          <w:sz w:val="21"/>
+        </w:rPr>
+        <w:t>┌┘ └───────────┘ └┐</w:t>
+      </w:r>
+    </w:p>
+    <w:p>
+      <w:pPr>
+        <w:spacing w:after="80"/>
+      </w:pPr>
+      <w:r>
+        <w:rPr>
+          <w:color w:val="282C34"/>
+          <w:sz w:val="21"/>
+        </w:rPr>
+        <w:t>N+ │                 │ N+</w:t>
+      </w:r>
+    </w:p>
+    <w:p>
+      <w:pPr>
+        <w:spacing w:after="80"/>
+      </w:pPr>
+      <w:r>
+        <w:rPr>
+          <w:color w:val="282C34"/>
+          <w:sz w:val="21"/>
+        </w:rPr>
+        <w:t>────────┴─────────────────┴────────</w:t>
+      </w:r>
+    </w:p>
+    <w:p>
+      <w:pPr>
+        <w:spacing w:after="80"/>
+      </w:pPr>
+      <w:r>
+        <w:rPr>
+          <w:color w:val="282C34"/>
+          <w:sz w:val="21"/>
+        </w:rPr>
+        <w:t>Isolated P-Well (Body) ──┐</w:t>
+      </w:r>
+    </w:p>
+    <w:p>
+      <w:pPr>
+        <w:spacing w:after="80"/>
+      </w:pPr>
+      <w:r>
+        <w:rPr>
+          <w:color w:val="282C34"/>
+          <w:sz w:val="21"/>
+        </w:rPr>
+        <w:t>───────────────────────────────────  │ Tie Body directly to Source!</w:t>
+      </w:r>
+    </w:p>
+    <w:p>
+      <w:pPr>
+        <w:spacing w:after="80"/>
+      </w:pPr>
+      <w:r>
+        <w:rPr>
+          <w:color w:val="282C34"/>
+          <w:sz w:val="21"/>
+        </w:rPr>
+        <w:t>Deep N-Well                │ (V_SB = 0V: Eliminates Body Effect!)</w:t>
+      </w:r>
+    </w:p>
+    <w:p>
+      <w:pPr>
+        <w:spacing w:after="80"/>
+      </w:pPr>
+      <w:r>
+        <w:rPr>
+          <w:color w:val="282C34"/>
+          <w:sz w:val="21"/>
+        </w:rPr>
+        <w:t>───────────────────────────────────  │</w:t>
+      </w:r>
+    </w:p>
+    <w:p>
+      <w:pPr>
+        <w:spacing w:after="80"/>
+      </w:pPr>
+      <w:r>
+        <w:rPr>
+          <w:color w:val="282C34"/>
+          <w:sz w:val="21"/>
+        </w:rPr>
+        <w:t>P-Substrate (GND)          │</w:t>
+      </w:r>
+    </w:p>
+    <w:p>
+      <w:pPr>
+        <w:spacing w:after="80"/>
+      </w:pPr>
+      <w:r>
+        <w:rPr>
+          <w:color w:val="282C34"/>
+          <w:sz w:val="21"/>
+        </w:rPr>
+        <w:t>───────────────────────────────────  │</w:t>
+      </w:r>
+    </w:p>
+    <w:p>
+      <w:pPr>
+        <w:spacing w:after="80"/>
+      </w:pPr>
+      <w:r>
+        <w:rPr>
+          <w:color w:val="282C34"/>
+          <w:sz w:val="21"/>
+        </w:rPr>
+        <w:t>▲</w:t>
+      </w:r>
+    </w:p>
+    <w:tbl>
+      <w:tblPr>
+        <w:tblW w:type="auto" w:w="0"/>
+        <w:jc w:val="center"/>
+        <w:tblLook w:firstColumn="1" w:firstRow="1" w:lastColumn="0" w:lastRow="0" w:noHBand="0" w:noVBand="1" w:val="04A0"/>
+      </w:tblPr>
+      <w:tblGrid>
+        <w:gridCol w:w="9792"/>
+      </w:tblGrid>
+      <w:tr>
+        <w:tc>
+          <w:tcPr>
+            <w:tcW w:type="dxa" w:w="9792"/>
+            <w:shd w:fill="F5F6F8"/>
+            <w:tcMar>
+              <w:top w:w="80" w:type="dxa"/>
+              <w:bottom w:w="80" w:type="dxa"/>
+              <w:left w:w="140" w:type="dxa"/>
+              <w:right w:w="140" w:type="dxa"/>
+            </w:tcMar>
+            <w:tcBorders>
+              <w:left w:val="single" w:sz="18" w:space="0" w:color="CBD5E0"/>
+              <w:top w:val="none"/>
+              <w:right w:val="none"/>
+              <w:bottom w:val="none"/>
+            </w:tcBorders>
+          </w:tcPr>
+          <w:p>
+            <w:pPr>
+              <w:spacing w:line="240" w:lineRule="auto" w:after="0"/>
+            </w:pPr>
+            <w:r>
+              <w:rPr>
+                <w:rFonts w:ascii="Consolas" w:hAnsi="Consolas"/>
+                <w:color w:val="2D3748"/>
+                <w:sz w:val="18"/>
+              </w:rPr>
+              <w:br/>
+              <w:t>### 5.1 The Body Effect Problem</w:t>
+              <w:br/>
+              <w:t>When V_SB &gt; 0, the depletion region widens, increasing the threshold voltage:</w:t>
+            </w:r>
+          </w:p>
+        </w:tc>
+      </w:tr>
+    </w:tbl>
+    <w:p/>
+    <w:p>
+      <w:pPr>
+        <w:spacing w:after="80"/>
+      </w:pPr>
+      <w:r>
+        <w:rPr>
+          <w:color w:val="282C34"/>
+          <w:sz w:val="21"/>
+        </w:rPr>
+        <w:t>V_th = V_th0 + γ ( sqrt(2φ_F + V_SB) - sqrt(2φ_F) )</w:t>
+      </w:r>
+    </w:p>
+    <w:tbl>
+      <w:tblPr>
+        <w:tblW w:type="auto" w:w="0"/>
+        <w:jc w:val="center"/>
+        <w:tblLook w:firstColumn="1" w:firstRow="1" w:lastColumn="0" w:lastRow="0" w:noHBand="0" w:noVBand="1" w:val="04A0"/>
+      </w:tblPr>
+      <w:tblGrid>
+        <w:gridCol w:w="9792"/>
+      </w:tblGrid>
+      <w:tr>
+        <w:tc>
+          <w:tcPr>
+            <w:tcW w:type="dxa" w:w="9792"/>
+            <w:shd w:fill="F5F6F8"/>
+            <w:tcMar>
+              <w:top w:w="80" w:type="dxa"/>
+              <w:bottom w:w="80" w:type="dxa"/>
+              <w:left w:w="140" w:type="dxa"/>
+              <w:right w:w="140" w:type="dxa"/>
+            </w:tcMar>
+            <w:tcBorders>
+              <w:left w:val="single" w:sz="18" w:space="0" w:color="CBD5E0"/>
+              <w:top w:val="none"/>
+              <w:right w:val="none"/>
+              <w:bottom w:val="none"/>
+            </w:tcBorders>
+          </w:tcPr>
+          <w:p>
+            <w:pPr>
+              <w:spacing w:line="240" w:lineRule="auto" w:after="0"/>
+            </w:pPr>
+            <w:r>
+              <w:rPr>
+                <w:rFonts w:ascii="Consolas" w:hAnsi="Consolas"/>
+                <w:color w:val="2D3748"/>
+                <w:sz w:val="18"/>
+              </w:rPr>
+              <w:t>An increase of Δ V_th ≈ 200 mV ... 400 mV demands an even higher gate drive voltage to achieve low on-resistance.</w:t>
+              <w:br/>
+              <w:br/>
+              <w:t>### 5.2 The Triple-Well Silicon Solution</w:t>
+              <w:br/>
+              <w:t>High-performance NMOS LDO ICs are fabricated on **Triple-Well CMOS processes**:</w:t>
+              <w:br/>
+              <w:t>- The NMOS pass transistor is placed inside an isolated P-well enclosed by a Deep N-well barrier.</w:t>
+              <w:br/>
+              <w:t>- This allows the transistor's P-well Body to be **tied directly to its Source (V_OUT)**.</w:t>
+              <w:br/>
+              <w:t>- Because V_SB = 0 V, the body effect is completely eliminated, minimizing threshold voltage and maximizing channel transconductance.</w:t>
+              <w:br/>
+              <w:br/>
+              <w:t>---</w:t>
+              <w:br/>
+              <w:br/>
+              <w:t>## 6. Real-World NMOS LDO ICs &amp; Application Schematics</w:t>
+              <w:br/>
+            </w:r>
+          </w:p>
+        </w:tc>
+      </w:tr>
+    </w:tbl>
+    <w:p/>
+    <w:p>
+      <w:pPr>
+        <w:spacing w:after="80"/>
+      </w:pPr>
+      <w:r>
+        <w:rPr>
+          <w:color w:val="282C34"/>
+          <w:sz w:val="21"/>
+        </w:rPr>
+        <w:t>Texas Instruments TPS7A84 (NMOS High-Current LDO)</w:t>
+      </w:r>
+    </w:p>
+    <w:p>
+      <w:pPr>
+        <w:spacing w:after="80"/>
+      </w:pPr>
+      <w:r>
+        <w:rPr>
+          <w:color w:val="282C34"/>
+          <w:sz w:val="21"/>
+        </w:rPr>
+        <w:t>3A, Dual-Rail, 100mV Dropout</w:t>
+      </w:r>
+    </w:p>
+    <w:p>
+      <w:pPr>
+        <w:spacing w:after="80"/>
+      </w:pPr>
+      <w:r>
+        <w:rPr>
+          <w:color w:val="282C34"/>
+          <w:sz w:val="21"/>
+        </w:rPr>
+        <w:t>┌───────────────────────────┐</w:t>
+      </w:r>
+    </w:p>
+    <w:p>
+      <w:pPr>
+        <w:spacing w:after="80"/>
+      </w:pPr>
+      <w:r>
+        <w:rPr>
+          <w:color w:val="282C34"/>
+          <w:sz w:val="21"/>
+        </w:rPr>
+        <w:t>Vin (1.1V - 1.4V) ──┤ IN                    OUT ├─────┬───────&gt; Clean Vout (0.9V, 3A)</w:t>
+      </w:r>
+    </w:p>
+    <w:p>
+      <w:pPr>
+        <w:spacing w:after="80"/>
+      </w:pPr>
+      <w:r>
+        <w:rPr>
+          <w:color w:val="282C34"/>
+          <w:sz w:val="21"/>
+        </w:rPr>
+        <w:t>│                           │     │</w:t>
+      </w:r>
+    </w:p>
+    <w:p>
+      <w:pPr>
+        <w:spacing w:after="80"/>
+      </w:pPr>
+      <w:r>
+        <w:rPr>
+          <w:color w:val="282C34"/>
+          <w:sz w:val="21"/>
+        </w:rPr>
+        <w:t>─┴─   │                      SENSE├─────┤  ─┴─  Output MLCC</w:t>
+      </w:r>
+    </w:p>
+    <w:p>
+      <w:pPr>
+        <w:spacing w:after="80"/>
+      </w:pPr>
+      <w:r>
+        <w:rPr>
+          <w:color w:val="282C34"/>
+          <w:sz w:val="21"/>
+        </w:rPr>
+        <w:t>C_IN (10uF)  ─┬─   │                           │     │  ─┬─  (47uF, X7R, 6.3V)</w:t>
+      </w:r>
+    </w:p>
+    <w:p>
+      <w:pPr>
+        <w:spacing w:after="80"/>
+      </w:pPr>
+      <w:r>
+        <w:rPr>
+          <w:color w:val="282C34"/>
+          <w:sz w:val="21"/>
+        </w:rPr>
+        <w:t>GND   │ BIAS                  GND ├─┐   │  GND</w:t>
+      </w:r>
+    </w:p>
+    <w:p>
+      <w:pPr>
+        <w:spacing w:after="80"/>
+      </w:pPr>
+      <w:r>
+        <w:rPr>
+          <w:color w:val="282C34"/>
+          <w:sz w:val="21"/>
+        </w:rPr>
+        <w:t>V_BIAS (3.3V) ──────┤                           │ │   │</w:t>
+      </w:r>
+    </w:p>
+    <w:p>
+      <w:pPr>
+        <w:spacing w:after="80"/>
+      </w:pPr>
+      <w:r>
+        <w:rPr>
+          <w:color w:val="282C34"/>
+          <w:sz w:val="21"/>
+        </w:rPr>
+        <w:t>│ EN                        │ │   │</w:t>
+      </w:r>
+    </w:p>
+    <w:p>
+      <w:pPr>
+        <w:spacing w:after="80"/>
+      </w:pPr>
+      <w:r>
+        <w:rPr>
+          <w:color w:val="282C34"/>
+          <w:sz w:val="21"/>
+        </w:rPr>
+        <w:t>─┴─   │                           │ │   │</w:t>
+      </w:r>
+    </w:p>
+    <w:p>
+      <w:pPr>
+        <w:spacing w:after="80"/>
+      </w:pPr>
+      <w:r>
+        <w:rPr>
+          <w:color w:val="282C34"/>
+          <w:sz w:val="21"/>
+        </w:rPr>
+        <w:t>C_BIAS (1uF)  ─┬─   │ SS/NR                 ANY ├─┤   │</w:t>
+      </w:r>
+    </w:p>
+    <w:p>
+      <w:pPr>
+        <w:spacing w:after="80"/>
+      </w:pPr>
+      <w:r>
+        <w:rPr>
+          <w:color w:val="282C34"/>
+          <w:sz w:val="21"/>
+        </w:rPr>
+        <w:t>GND   └────┬───────────────────┬──┘ │   │</w:t>
+      </w:r>
+    </w:p>
+    <w:p>
+      <w:pPr>
+        <w:spacing w:after="80"/>
+      </w:pPr>
+      <w:r>
+        <w:rPr>
+          <w:color w:val="282C34"/>
+          <w:sz w:val="21"/>
+        </w:rPr>
+        <w:t>│                   │    │   │</w:t>
+      </w:r>
+    </w:p>
+    <w:p>
+      <w:pPr>
+        <w:spacing w:after="80"/>
+      </w:pPr>
+      <w:r>
+        <w:rPr>
+          <w:color w:val="282C34"/>
+          <w:sz w:val="21"/>
+        </w:rPr>
+        <w:t>─┴─ C_SS (10nF)         GND  GND  │</w:t>
+      </w:r>
+    </w:p>
+    <w:p>
+      <w:pPr>
+        <w:spacing w:after="80"/>
+      </w:pPr>
+      <w:r>
+        <w:rPr>
+          <w:color w:val="282C34"/>
+          <w:sz w:val="21"/>
+        </w:rPr>
+        <w:t>─┬─ (Soft-Start)                  │</w:t>
+      </w:r>
+    </w:p>
+    <w:p>
+      <w:pPr>
+        <w:spacing w:after="80"/>
+      </w:pPr>
+      <w:r>
+        <w:rPr>
+          <w:color w:val="282C34"/>
+          <w:sz w:val="21"/>
+        </w:rPr>
+        <w:t>GND                               │</w:t>
+      </w:r>
+    </w:p>
+    <w:p>
+      <w:pPr>
+        <w:spacing w:after="80"/>
+      </w:pPr>
+      <w:r>
+        <w:rPr>
+          <w:color w:val="282C34"/>
+          <w:sz w:val="21"/>
+        </w:rPr>
+        <w:t>┌─────────────────────────────────┴┐</w:t>
+      </w:r>
+    </w:p>
+    <w:p>
+      <w:pPr>
+        <w:spacing w:after="80"/>
+      </w:pPr>
+      <w:r>
+        <w:rPr>
+          <w:color w:val="282C34"/>
+          <w:sz w:val="21"/>
+        </w:rPr>
+        <w:t>│ ANY-OUT Pin Strapping Network    │</w:t>
+      </w:r>
+    </w:p>
+    <w:p>
+      <w:pPr>
+        <w:spacing w:after="80"/>
+      </w:pPr>
+      <w:r>
+        <w:rPr>
+          <w:color w:val="282C34"/>
+          <w:sz w:val="21"/>
+        </w:rPr>
+        <w:t>│ (Configures precise Vout without │</w:t>
+      </w:r>
+    </w:p>
+    <w:p>
+      <w:pPr>
+        <w:spacing w:after="80"/>
+      </w:pPr>
+      <w:r>
+        <w:rPr>
+          <w:color w:val="282C34"/>
+          <w:sz w:val="21"/>
+        </w:rPr>
+        <w:t>│  external resistor dividers)     │</w:t>
+      </w:r>
+    </w:p>
+    <w:p>
+      <w:pPr>
+        <w:spacing w:after="80"/>
+      </w:pPr>
+      <w:r>
+        <w:rPr>
+          <w:color w:val="282C34"/>
+          <w:sz w:val="21"/>
+        </w:rPr>
+        <w:t>└──────────────────────────────────┘</w:t>
       </w:r>
     </w:p>
     <w:sectPr>
